--- a/MaturitniPraceCopy.docx
+++ b/MaturitniPraceCopy.docx
@@ -1065,7 +1065,7 @@
           <w:rPr>
             <w:noProof/>
           </w:rPr>
-          <w:t>04.03.2026</w:t>
+          <w:t>06.03.2026</w:t>
         </w:r>
       </w:fldSimple>
       <w:r>
@@ -5365,21 +5365,11 @@
                             <w:r>
                               <w:t xml:space="preserve">Obrázek </w:t>
                             </w:r>
-                            <w:r>
-                              <w:fldChar w:fldCharType="begin"/>
-                            </w:r>
-                            <w:r>
-                              <w:instrText xml:space="preserve"> SEQ Obrázek \* ARABIC </w:instrText>
-                            </w:r>
-                            <w:r>
-                              <w:fldChar w:fldCharType="separate"/>
-                            </w:r>
-                            <w:r>
-                              <w:t>1</w:t>
-                            </w:r>
-                            <w:r>
-                              <w:fldChar w:fldCharType="end"/>
-                            </w:r>
+                            <w:fldSimple w:instr=" SEQ Obrázek \* ARABIC ">
+                              <w:r>
+                                <w:t>1</w:t>
+                              </w:r>
+                            </w:fldSimple>
                             <w:r>
                               <w:t xml:space="preserve"> Diagram procesoru</w:t>
                             </w:r>
@@ -5417,21 +5407,11 @@
                       <w:r>
                         <w:t xml:space="preserve">Obrázek </w:t>
                       </w:r>
-                      <w:r>
-                        <w:fldChar w:fldCharType="begin"/>
-                      </w:r>
-                      <w:r>
-                        <w:instrText xml:space="preserve"> SEQ Obrázek \* ARABIC </w:instrText>
-                      </w:r>
-                      <w:r>
-                        <w:fldChar w:fldCharType="separate"/>
-                      </w:r>
-                      <w:r>
-                        <w:t>1</w:t>
-                      </w:r>
-                      <w:r>
-                        <w:fldChar w:fldCharType="end"/>
-                      </w:r>
+                      <w:fldSimple w:instr=" SEQ Obrázek \* ARABIC ">
+                        <w:r>
+                          <w:t>1</w:t>
+                        </w:r>
+                      </w:fldSimple>
                       <w:r>
                         <w:t xml:space="preserve"> Diagram procesoru</w:t>
                       </w:r>
@@ -6135,21 +6115,11 @@
                             <w:r>
                               <w:t xml:space="preserve">Obrázek </w:t>
                             </w:r>
-                            <w:r>
-                              <w:fldChar w:fldCharType="begin"/>
-                            </w:r>
-                            <w:r>
-                              <w:instrText xml:space="preserve"> SEQ Obrázek \* ARABIC </w:instrText>
-                            </w:r>
-                            <w:r>
-                              <w:fldChar w:fldCharType="separate"/>
-                            </w:r>
-                            <w:r>
-                              <w:t>2</w:t>
-                            </w:r>
-                            <w:r>
-                              <w:fldChar w:fldCharType="end"/>
-                            </w:r>
+                            <w:fldSimple w:instr=" SEQ Obrázek \* ARABIC ">
+                              <w:r>
+                                <w:t>2</w:t>
+                              </w:r>
+                            </w:fldSimple>
                             <w:r>
                               <w:t xml:space="preserve"> paměťový prostor</w:t>
                             </w:r>
@@ -6186,21 +6156,11 @@
                       <w:r>
                         <w:t xml:space="preserve">Obrázek </w:t>
                       </w:r>
-                      <w:r>
-                        <w:fldChar w:fldCharType="begin"/>
-                      </w:r>
-                      <w:r>
-                        <w:instrText xml:space="preserve"> SEQ Obrázek \* ARABIC </w:instrText>
-                      </w:r>
-                      <w:r>
-                        <w:fldChar w:fldCharType="separate"/>
-                      </w:r>
-                      <w:r>
-                        <w:t>2</w:t>
-                      </w:r>
-                      <w:r>
-                        <w:fldChar w:fldCharType="end"/>
-                      </w:r>
+                      <w:fldSimple w:instr=" SEQ Obrázek \* ARABIC ">
+                        <w:r>
+                          <w:t>2</w:t>
+                        </w:r>
+                      </w:fldSimple>
                       <w:r>
                         <w:t xml:space="preserve"> paměťový prostor</w:t>
                       </w:r>
@@ -6583,31 +6543,19 @@
         <w:t xml:space="preserve">SPI je již komplikovanější sériová sběrnice, která dokáže komunikovat s více zařízeními současně. </w:t>
       </w:r>
       <w:r>
-        <w:t>Tato</w:t>
-      </w:r>
-      <w:r>
-        <w:t xml:space="preserve"> sběrnice sice </w:t>
-      </w:r>
-      <w:r>
-        <w:t>nebude</w:t>
-      </w:r>
-      <w:r>
-        <w:t xml:space="preserve"> přístupná zvenčí ale pro funkci procesoru je kritická </w:t>
-      </w:r>
-      <w:r>
-        <w:t>a bude použita</w:t>
-      </w:r>
-      <w:r>
-        <w:t xml:space="preserve"> pro komunikaci mezi flash pamětí a bootloadrem. To že sběrnice není dostupná zvenčí dává příležitost jí navrhnout nemíru přímo pro</w:t>
-      </w:r>
-      <w:r>
-        <w:t xml:space="preserve"> používanou</w:t>
-      </w:r>
-      <w:r>
-        <w:t xml:space="preserve"> flash paměť</w:t>
-      </w:r>
-      <w:r>
-        <w:t xml:space="preserve"> která je </w:t>
+        <w:t>Tato sběrnice sice nebude přístupná zvenčí</w:t>
+      </w:r>
+      <w:r>
+        <w:t>,</w:t>
+      </w:r>
+      <w:r>
+        <w:t xml:space="preserve"> ale pro funkci procesoru je kritická a bude použita pro komunikaci mezi flash pamětí a bootloadrem. To že sběrnice není dostupná zvenčí </w:t>
+      </w:r>
+      <w:r>
+        <w:t xml:space="preserve">a je použita pouze na komunikaci s flash </w:t>
+      </w:r>
+      <w:r>
+        <w:t xml:space="preserve">dává příležitost jí navrhnout nemíru přímo pro používanou flash paměť která je </w:t>
       </w:r>
       <w:r>
         <w:t>integrovanou na desce konkrétně</w:t>
@@ -6629,6 +6577,9 @@
       </w:r>
       <w:r>
         <w:t xml:space="preserve"> </w:t>
+      </w:r>
+      <w:r>
+        <w:t xml:space="preserve">Zároveň to že je sběrnice připravena na míru flash zkrátí finální bootloader program, který by měl být co nejkratší aby pro uživatele zbylo co nejvíce volného místa v paměti. </w:t>
       </w:r>
       <w:r>
         <w:t>Sběrnice b</w:t>
@@ -6881,10 +6832,7 @@
         </w:numPr>
       </w:pPr>
       <w:r>
-        <w:t xml:space="preserve">Čtení </w:t>
-      </w:r>
-      <w:r>
-        <w:t xml:space="preserve">dat </w:t>
+        <w:t xml:space="preserve">Čtení dat </w:t>
       </w:r>
       <w:r>
         <w:t xml:space="preserve">poslaných arduinem pomocí </w:t>
@@ -8044,23 +7992,106 @@
         </w:rPr>
       </w:pPr>
       <w:r>
-        <w:t>SPI bylo naimplementováno jako stavový automat konkrétně má stavy (</w:t>
-      </w:r>
-      <w:r>
-        <w:rPr>
-          <w:color w:val="EE0000"/>
-        </w:rPr>
-        <w:t>vypast stavy)</w:t>
-      </w:r>
-      <w:r>
-        <w:rPr>
-          <w:color w:val="EE0000"/>
+        <w:t xml:space="preserve">SPI bylo naimplementováno </w:t>
+      </w:r>
+      <w:r>
+        <w:t xml:space="preserve">na míru flash paměti, ale podporuje jen funkce </w:t>
+      </w:r>
+      <w:r>
+        <w:t>paměti,</w:t>
+      </w:r>
+      <w:r>
+        <w:t xml:space="preserve"> které jsem potřeboval konkrétně </w:t>
+      </w:r>
+      <w:r>
+        <w:rPr>
+          <w:color w:val="000000" w:themeColor="text1"/>
+          <w:lang w:val="en-US"/>
+        </w:rPr>
+        <w:t xml:space="preserve">write enable, read, </w:t>
+      </w:r>
+      <w:r>
+        <w:rPr>
+          <w:color w:val="000000" w:themeColor="text1"/>
+          <w:lang w:val="en-US"/>
+        </w:rPr>
+        <w:t>page program (write)</w:t>
+      </w:r>
+      <w:r>
+        <w:rPr>
+          <w:color w:val="000000" w:themeColor="text1"/>
+          <w:lang w:val="en-US"/>
+        </w:rPr>
+        <w:t xml:space="preserve">, </w:t>
+      </w:r>
+      <w:r>
+        <w:rPr>
+          <w:color w:val="000000" w:themeColor="text1"/>
+          <w:lang w:val="en-US"/>
+        </w:rPr>
+        <w:t>sector erase a</w:t>
+      </w:r>
+      <w:r>
+        <w:rPr>
+          <w:color w:val="000000" w:themeColor="text1"/>
+          <w:lang w:val="en-US"/>
+        </w:rPr>
+        <w:t xml:space="preserve"> status </w:t>
+      </w:r>
+      <w:r>
+        <w:rPr>
+          <w:color w:val="000000" w:themeColor="text1"/>
+          <w:lang w:val="en-US"/>
+        </w:rPr>
+        <w:t>register</w:t>
+      </w:r>
+      <w:r>
+        <w:rPr>
+          <w:color w:val="000000" w:themeColor="text1"/>
+          <w:lang w:val="en-US"/>
         </w:rPr>
         <w:t xml:space="preserve"> </w:t>
       </w:r>
       <w:r>
         <w:rPr>
           <w:color w:val="000000" w:themeColor="text1"/>
+          <w:lang w:val="en-US"/>
+        </w:rPr>
+        <w:t>read</w:t>
+      </w:r>
+      <w:r>
+        <w:rPr>
+          <w:color w:val="000000" w:themeColor="text1"/>
+        </w:rPr>
+        <w:t>. Obvod je popsán</w:t>
+      </w:r>
+      <w:r>
+        <w:t xml:space="preserve"> </w:t>
+      </w:r>
+      <w:r>
+        <w:t>jako stavový automat konkrétně má stavy (</w:t>
+      </w:r>
+      <w:r>
+        <w:t>IDLE,</w:t>
+      </w:r>
+      <w:r>
+        <w:t xml:space="preserve"> </w:t>
+      </w:r>
+      <w:r>
+        <w:t>SEND_CMD,</w:t>
+      </w:r>
+      <w:r>
+        <w:t xml:space="preserve"> </w:t>
+      </w:r>
+      <w:r>
+        <w:t>SEND_ADDR, READ_LOOP, WRITE_LOOP, WRITE_WAIT, READ_WAIT, CLEANUP</w:t>
+      </w:r>
+      <w:r>
+        <w:t xml:space="preserve">) </w:t>
+      </w:r>
+      <w:r>
+        <w:rPr>
+          <w:color w:val="000000" w:themeColor="text1"/>
         </w:rPr>
         <w:t>mezi</w:t>
       </w:r>
@@ -8068,50 +8099,417 @@
         <w:rPr>
           <w:color w:val="000000" w:themeColor="text1"/>
         </w:rPr>
-        <w:t xml:space="preserve"> stavy přepíná na základě vybraného příkazu z CMD_sel(</w:t>
-      </w:r>
-      <w:r>
-        <w:rPr>
-          <w:color w:val="EE0000"/>
-        </w:rPr>
-        <w:t>seznam příkazů</w:t>
+        <w:t xml:space="preserve"> stavy přepíná na základě vybraného příkazu</w:t>
       </w:r>
       <w:r>
         <w:rPr>
           <w:color w:val="000000" w:themeColor="text1"/>
         </w:rPr>
-        <w:t>). Například příkaz erase_sector napotřebuje nic zapisovat, takže se tento stav přeskočí. U zápisu a čtení je implementována možnost komunikovat neustále bez opakovaného zadávaní příkazu</w:t>
+        <w:t xml:space="preserve"> flash</w:t>
       </w:r>
       <w:r>
         <w:rPr>
           <w:color w:val="000000" w:themeColor="text1"/>
         </w:rPr>
-        <w:t xml:space="preserve"> pro </w:t>
+        <w:t xml:space="preserve">. </w:t>
       </w:r>
       <w:r>
         <w:rPr>
           <w:color w:val="000000" w:themeColor="text1"/>
         </w:rPr>
-        <w:t>rychlejší startup procesoru.</w:t>
-      </w:r>
-    </w:p>
-    <w:p>
-      <w:pPr>
-        <w:rPr>
-          <w:color w:val="EE0000"/>
-        </w:rPr>
-      </w:pPr>
-      <w:r>
-        <w:rPr>
-          <w:color w:val="EE0000"/>
-        </w:rPr>
-        <w:t>Popis jednotlivých příkazů</w:t>
-      </w:r>
-      <w:r>
-        <w:rPr>
-          <w:color w:val="EE0000"/>
-        </w:rPr>
-        <w:t>:</w:t>
+        <w:t>Dále následuje popis průchodu stavový automatem jednotlivých instrukcí</w:t>
+      </w:r>
+      <w:r>
+        <w:rPr>
+          <w:color w:val="000000" w:themeColor="text1"/>
+        </w:rPr>
+        <w:t>.</w:t>
+      </w:r>
+      <w:r>
+        <w:rPr>
+          <w:color w:val="000000" w:themeColor="text1"/>
+        </w:rPr>
+        <w:t xml:space="preserve"> </w:t>
+      </w:r>
+    </w:p>
+    <w:p>
+      <w:pPr>
+        <w:rPr>
+          <w:color w:val="000000" w:themeColor="text1"/>
+        </w:rPr>
+      </w:pPr>
+      <w:r>
+        <w:rPr>
+          <w:color w:val="000000" w:themeColor="text1"/>
+        </w:rPr>
+        <w:t>Všechny instrukce začínají v stavu IDEL poté jakmile přijde signál od procesoru, že mají začít komunikaci tak se do posuvného registru uloží konkrétní příkaz pro funkci a přepne se stav do SEND_CMD. V tomto stavu se pošle příkaz do flash paměti a od tohoto bodu se začínají instrukce rozdělovat.</w:t>
+      </w:r>
+    </w:p>
+    <w:p>
+      <w:pPr>
+        <w:ind w:firstLine="708"/>
+        <w:rPr>
+          <w:color w:val="000000" w:themeColor="text1"/>
+        </w:rPr>
+      </w:pPr>
+      <w:r>
+        <w:rPr>
+          <w:color w:val="000000" w:themeColor="text1"/>
+        </w:rPr>
+        <w:t>Write enable:</w:t>
+      </w:r>
+    </w:p>
+    <w:p>
+      <w:pPr>
+        <w:ind w:left="708" w:firstLine="708"/>
+        <w:rPr>
+          <w:color w:val="000000" w:themeColor="text1"/>
+        </w:rPr>
+      </w:pPr>
+      <w:r>
+        <w:rPr>
+          <w:color w:val="000000" w:themeColor="text1"/>
+        </w:rPr>
+        <w:t>S</w:t>
+      </w:r>
+      <w:r>
+        <w:rPr>
+          <w:color w:val="000000" w:themeColor="text1"/>
+        </w:rPr>
+        <w:t>EDN_CMD stavem končí a jde hned na CLEANUP</w:t>
+      </w:r>
+      <w:r>
+        <w:rPr>
+          <w:color w:val="000000" w:themeColor="text1"/>
+        </w:rPr>
+        <w:t>.</w:t>
+      </w:r>
+      <w:r>
+        <w:rPr>
+          <w:color w:val="000000" w:themeColor="text1"/>
+        </w:rPr>
+        <w:t xml:space="preserve"> </w:t>
+      </w:r>
+      <w:r>
+        <w:rPr>
+          <w:color w:val="000000" w:themeColor="text1"/>
+        </w:rPr>
+        <w:t>F</w:t>
+      </w:r>
+      <w:r>
+        <w:rPr>
+          <w:color w:val="000000" w:themeColor="text1"/>
+        </w:rPr>
+        <w:t xml:space="preserve">lash ho zaznamenala povolila zápis. </w:t>
+      </w:r>
+    </w:p>
+    <w:p>
+      <w:pPr>
+        <w:ind w:left="565"/>
+        <w:rPr>
+          <w:color w:val="000000" w:themeColor="text1"/>
+        </w:rPr>
+      </w:pPr>
+      <w:r>
+        <w:rPr>
+          <w:color w:val="000000" w:themeColor="text1"/>
+        </w:rPr>
+        <w:t>Tento příkaz je potřeba poslat před každým writem a sector erasem.</w:t>
+      </w:r>
+    </w:p>
+    <w:p>
+      <w:pPr>
+        <w:ind w:firstLine="708"/>
+        <w:rPr>
+          <w:color w:val="000000" w:themeColor="text1"/>
+        </w:rPr>
+      </w:pPr>
+      <w:r>
+        <w:rPr>
+          <w:color w:val="000000" w:themeColor="text1"/>
+        </w:rPr>
+        <w:t xml:space="preserve">Status register read: </w:t>
+      </w:r>
+    </w:p>
+    <w:p>
+      <w:pPr>
+        <w:ind w:left="708"/>
+        <w:rPr>
+          <w:color w:val="000000" w:themeColor="text1"/>
+        </w:rPr>
+      </w:pPr>
+      <w:r>
+        <w:rPr>
+          <w:color w:val="000000" w:themeColor="text1"/>
+          <w:lang w:val="en-US"/>
+        </w:rPr>
+        <w:t xml:space="preserve">ze stavu SEND_CMD </w:t>
+      </w:r>
+      <w:r>
+        <w:rPr>
+          <w:color w:val="000000" w:themeColor="text1"/>
+        </w:rPr>
+        <w:t xml:space="preserve">skáče </w:t>
+      </w:r>
+      <w:r>
+        <w:rPr>
+          <w:color w:val="000000" w:themeColor="text1"/>
+        </w:rPr>
+        <w:t xml:space="preserve">hned do stavu READ_LOOP, protože nepotřebuje poslat žádnou adresu. Poté střídá mezi stavy READ_LOOP a READ_WAIT kde </w:t>
+      </w:r>
+      <w:r>
+        <w:rPr>
+          <w:color w:val="000000" w:themeColor="text1"/>
+        </w:rPr>
+        <w:t>je,</w:t>
+      </w:r>
+      <w:r>
+        <w:rPr>
+          <w:color w:val="000000" w:themeColor="text1"/>
+        </w:rPr>
+        <w:t xml:space="preserve"> dokud </w:t>
+      </w:r>
+      <w:r>
+        <w:rPr>
+          <w:color w:val="000000" w:themeColor="text1"/>
+        </w:rPr>
+        <w:t>procesor nezastaví komunikaci. Poté co se komunikace zastaví tak skočí do stavu CLEANUP.</w:t>
+      </w:r>
+    </w:p>
+    <w:p>
+      <w:pPr>
+        <w:ind w:left="708"/>
+        <w:rPr>
+          <w:color w:val="000000" w:themeColor="text1"/>
+        </w:rPr>
+      </w:pPr>
+      <w:r>
+        <w:rPr>
+          <w:color w:val="000000" w:themeColor="text1"/>
+        </w:rPr>
+        <w:t>Příkaz používám na kontrolu stavu zápisu</w:t>
+      </w:r>
+      <w:r>
+        <w:rPr>
+          <w:color w:val="000000" w:themeColor="text1"/>
+        </w:rPr>
+        <w:t>. Čekám až je pin WIP (Write in progres) na nule a ukončím komunikaci. Tento příkaz spouštím po příkazech erase a page program.</w:t>
+      </w:r>
+    </w:p>
+    <w:p>
+      <w:pPr>
+        <w:ind w:firstLine="0"/>
+        <w:rPr>
+          <w:color w:val="000000" w:themeColor="text1"/>
+        </w:rPr>
+      </w:pPr>
+      <w:r>
+        <w:rPr>
+          <w:color w:val="000000" w:themeColor="text1"/>
+        </w:rPr>
+        <w:tab/>
+        <w:t>Erase sector:</w:t>
+      </w:r>
+    </w:p>
+    <w:p>
+      <w:pPr>
+        <w:ind w:firstLine="0"/>
+        <w:rPr>
+          <w:color w:val="000000" w:themeColor="text1"/>
+        </w:rPr>
+      </w:pPr>
+      <w:r>
+        <w:rPr>
+          <w:color w:val="000000" w:themeColor="text1"/>
+        </w:rPr>
+        <w:lastRenderedPageBreak/>
+        <w:tab/>
+      </w:r>
+      <w:r>
+        <w:rPr>
+          <w:color w:val="000000" w:themeColor="text1"/>
+        </w:rPr>
+        <w:tab/>
+        <w:t>Přejde pouze do stavu SEND_ADDR kde se pošle flash adresa kterou má smazat a poté přejde do stavu CLEANUP</w:t>
+      </w:r>
+      <w:r>
+        <w:rPr>
+          <w:color w:val="000000" w:themeColor="text1"/>
+        </w:rPr>
+        <w:t>.</w:t>
+      </w:r>
+    </w:p>
+    <w:p>
+      <w:pPr>
+        <w:ind w:firstLine="0"/>
+        <w:rPr>
+          <w:color w:val="000000" w:themeColor="text1"/>
+        </w:rPr>
+      </w:pPr>
+      <w:r>
+        <w:rPr>
+          <w:color w:val="000000" w:themeColor="text1"/>
+        </w:rPr>
+        <w:tab/>
+      </w:r>
+      <w:r>
+        <w:rPr>
+          <w:color w:val="000000" w:themeColor="text1"/>
+        </w:rPr>
+        <w:tab/>
+        <w:t>Funkci používám na smazání sektoru před zápisem. Do flash pamětí se nedá prostě zapsat, protože zapisovat do flash znamená pouze přepínat 1 na 0 takže pokud jsou ve flash už nějaká data je jí nutné předem smazat (dát všude 1).</w:t>
+      </w:r>
+    </w:p>
+    <w:p>
+      <w:pPr>
+        <w:ind w:firstLine="0"/>
+        <w:rPr>
+          <w:color w:val="000000" w:themeColor="text1"/>
+        </w:rPr>
+      </w:pPr>
+      <w:r>
+        <w:rPr>
+          <w:color w:val="000000" w:themeColor="text1"/>
+        </w:rPr>
+        <w:tab/>
+        <w:t>Page Program:</w:t>
+      </w:r>
+    </w:p>
+    <w:p>
+      <w:pPr>
+        <w:ind w:firstLine="0"/>
+        <w:rPr>
+          <w:color w:val="000000" w:themeColor="text1"/>
+        </w:rPr>
+      </w:pPr>
+      <w:r>
+        <w:rPr>
+          <w:color w:val="000000" w:themeColor="text1"/>
+        </w:rPr>
+        <w:tab/>
+      </w:r>
+      <w:r>
+        <w:rPr>
+          <w:color w:val="000000" w:themeColor="text1"/>
+        </w:rPr>
+        <w:tab/>
+        <w:t>Posune se do stavu SEND_ADDR a pošle flash adresu kam chce zapisovat</w:t>
+      </w:r>
+    </w:p>
+    <w:p>
+      <w:pPr>
+        <w:ind w:firstLine="0"/>
+        <w:rPr>
+          <w:color w:val="000000" w:themeColor="text1"/>
+        </w:rPr>
+      </w:pPr>
+      <w:r>
+        <w:rPr>
+          <w:color w:val="000000" w:themeColor="text1"/>
+        </w:rPr>
+        <w:t>Poté se posune do cyklu mezi dvěma stavy a to WRITE_LOOP a WRITE_WAIT kde v WRITE_LOOP posílá data flash a v WRITE_WAIT čeká až procesor připraví další data pro odeslání anebo ukončí komunikaci. Pokud ukončí procesor komunikaci skočí do stavu CLEANUP.</w:t>
+      </w:r>
+    </w:p>
+    <w:p>
+      <w:pPr>
+        <w:ind w:firstLine="0"/>
+        <w:rPr>
+          <w:color w:val="000000" w:themeColor="text1"/>
+        </w:rPr>
+      </w:pPr>
+      <w:r>
+        <w:rPr>
+          <w:color w:val="000000" w:themeColor="text1"/>
+        </w:rPr>
+        <w:tab/>
+      </w:r>
+      <w:r>
+        <w:rPr>
+          <w:color w:val="000000" w:themeColor="text1"/>
+        </w:rPr>
+        <w:tab/>
+      </w:r>
+      <w:r>
+        <w:rPr>
+          <w:color w:val="000000" w:themeColor="text1"/>
+        </w:rPr>
+        <w:t>Funkce se používá na zápis dat do flash může zapisovat maximálně 256 bajtů najednou a poté se musí spustit znova samozřejmě s prodlevou pro záp</w:t>
+      </w:r>
+      <w:r>
+        <w:rPr>
+          <w:color w:val="000000" w:themeColor="text1"/>
+        </w:rPr>
+        <w:t>is dat</w:t>
+      </w:r>
+      <w:r>
+        <w:rPr>
+          <w:color w:val="000000" w:themeColor="text1"/>
+        </w:rPr>
+        <w:t xml:space="preserve"> kontrolovanou WIP</w:t>
+      </w:r>
+      <w:r>
+        <w:rPr>
+          <w:color w:val="000000" w:themeColor="text1"/>
+        </w:rPr>
+        <w:t>.</w:t>
+      </w:r>
+    </w:p>
+    <w:p>
+      <w:pPr>
+        <w:ind w:firstLine="0"/>
+        <w:rPr>
+          <w:color w:val="000000" w:themeColor="text1"/>
+        </w:rPr>
+      </w:pPr>
+      <w:r>
+        <w:rPr>
+          <w:color w:val="000000" w:themeColor="text1"/>
+        </w:rPr>
+        <w:tab/>
+        <w:t>Read:</w:t>
+      </w:r>
+    </w:p>
+    <w:p>
+      <w:pPr>
+        <w:ind w:firstLine="0"/>
+        <w:rPr>
+          <w:color w:val="000000" w:themeColor="text1"/>
+        </w:rPr>
+      </w:pPr>
+      <w:r>
+        <w:rPr>
+          <w:color w:val="000000" w:themeColor="text1"/>
+        </w:rPr>
+        <w:tab/>
+      </w:r>
+      <w:r>
+        <w:rPr>
+          <w:color w:val="000000" w:themeColor="text1"/>
+        </w:rPr>
+        <w:tab/>
+        <w:t>Read stejně jako page program skočí do SAND_ADDR a pošle flash adresu, ale tentokrát odkud chce číst. Poté se posune do obdobného cyklu READ_LOOP a READ_WAIT. Kdy v READ_LOOP čte data z flash a v READ_WAIT čeká až data procesor zpracuje anebo ukončí komunikaci.</w:t>
+      </w:r>
+    </w:p>
+    <w:p>
+      <w:pPr>
+        <w:ind w:firstLine="0"/>
+        <w:rPr>
+          <w:color w:val="000000" w:themeColor="text1"/>
+          <w:lang w:val="en-US"/>
+        </w:rPr>
+      </w:pPr>
+      <w:r>
+        <w:rPr>
+          <w:color w:val="000000" w:themeColor="text1"/>
+        </w:rPr>
+        <w:tab/>
+      </w:r>
+      <w:r>
+        <w:rPr>
+          <w:color w:val="000000" w:themeColor="text1"/>
+        </w:rPr>
+        <w:tab/>
+        <w:t>Funkce se používá na čtení z flash. Funkce může klidně číst data od začátku paměti až na konec nemá žádná omezení.</w:t>
       </w:r>
     </w:p>
     <w:p>
@@ -8130,7 +8528,13 @@
     </w:p>
     <w:p>
       <w:r>
-        <w:t>Tato kapitola jedná o způsobu, jak je možné na procesor dynamicky nahrávat nové instrukce, aby byl použitelný jako SoC.</w:t>
+        <w:t xml:space="preserve">Tato kapitola jedná o způsobu, jak je možné na procesor nahrávat nové instrukce, </w:t>
+      </w:r>
+      <w:r>
+        <w:t xml:space="preserve">a jak se nevolatilně ukládají, </w:t>
+      </w:r>
+      <w:r>
+        <w:t>aby byl použitelný jako SoC.</w:t>
       </w:r>
     </w:p>
     <w:p>
@@ -8164,10 +8568,22 @@
         <w:t xml:space="preserve"> </w:t>
       </w:r>
       <w:r>
-        <w:t>se</w:t>
-      </w:r>
-      <w:r>
-        <w:t xml:space="preserve"> změnil na BRAM stejně jako datovou paměť. Obě paměti </w:t>
+        <w:t>byla</w:t>
+      </w:r>
+      <w:r>
+        <w:t xml:space="preserve"> změn</w:t>
+      </w:r>
+      <w:r>
+        <w:t>ěna</w:t>
+      </w:r>
+      <w:r>
+        <w:t xml:space="preserve"> na BRAM stejně jako datov</w:t>
+      </w:r>
+      <w:r>
+        <w:t>á</w:t>
+      </w:r>
+      <w:r>
+        <w:t xml:space="preserve"> paměť. Obě paměti </w:t>
       </w:r>
       <w:r>
         <w:t>jsem</w:t>
@@ -8195,24 +8611,99 @@
       </w:r>
       <w:r>
         <w:rPr>
+          <w:color w:val="000000" w:themeColor="text1"/>
+        </w:rPr>
+        <w:t>16</w:t>
+      </w:r>
+      <w:r>
+        <w:rPr>
+          <w:color w:val="000000" w:themeColor="text1"/>
+        </w:rPr>
+        <w:t xml:space="preserve">KB = </w:t>
+      </w:r>
+      <w:r>
+        <w:rPr>
+          <w:color w:val="000000" w:themeColor="text1"/>
+        </w:rPr>
+        <w:t>4</w:t>
+      </w:r>
+      <w:r>
+        <w:rPr>
+          <w:color w:val="000000" w:themeColor="text1"/>
+        </w:rPr>
+        <w:t>0</w:t>
+      </w:r>
+      <w:r>
+        <w:rPr>
+          <w:color w:val="000000" w:themeColor="text1"/>
+        </w:rPr>
+        <w:t>96</w:t>
+      </w:r>
+      <w:r>
+        <w:rPr>
+          <w:color w:val="000000" w:themeColor="text1"/>
+        </w:rPr>
+        <w:t xml:space="preserve"> instrukcí/dat</w:t>
+      </w:r>
+      <w:r>
+        <w:rPr>
           <w:color w:val="EE0000"/>
         </w:rPr>
-        <w:t>8KB = 2048 instrukcí/dat</w:t>
+        <w:t xml:space="preserve">. </w:t>
+      </w:r>
+      <w:r>
+        <w:t xml:space="preserve">Aby syntetizátor použil BRAM bloky na FPGA použil jsme Vcomponent do Xilinxu konkrétně </w:t>
+      </w:r>
+      <w:r>
+        <w:t>RAMB16_S36</w:t>
+      </w:r>
+      <w:r>
+        <w:t>, kter</w:t>
+      </w:r>
+      <w:r>
+        <w:t xml:space="preserve">ý je synchronní kvůli čemu jsem musel provést </w:t>
       </w:r>
       <w:r>
         <w:rPr>
           <w:color w:val="EE0000"/>
         </w:rPr>
-        <w:t xml:space="preserve">. </w:t>
-      </w:r>
-      <w:r>
-        <w:t xml:space="preserve">Aby syntetizátor použil BRAM bloky na FPGA použil jsme Vcomponent do Xilinxu konkrétně </w:t>
-      </w:r>
-      <w:r>
-        <w:t>RAMB16_S36</w:t>
-      </w:r>
-      <w:r>
-        <w:t>, která má 32 bytový vstup, takže můžu jednoduše ukládat celou instrukci najednou a ne postupně.</w:t>
+        <w:t xml:space="preserve">úpravy </w:t>
+      </w:r>
+      <w:r>
+        <w:rPr>
+          <w:color w:val="EE0000"/>
+        </w:rPr>
+        <w:t xml:space="preserve">popsané </w:t>
+      </w:r>
+      <w:r>
+        <w:rPr>
+          <w:color w:val="EE0000"/>
+        </w:rPr>
+        <w:t>v kapitole nazev</w:t>
+      </w:r>
+      <w:r>
+        <w:rPr>
+          <w:color w:val="EE0000"/>
+        </w:rPr>
+        <w:t>.</w:t>
+      </w:r>
+      <w:r>
+        <w:rPr>
+          <w:color w:val="EE0000"/>
+        </w:rPr>
+        <w:t xml:space="preserve"> </w:t>
+      </w:r>
+      <w:r>
+        <w:t xml:space="preserve">RAM </w:t>
+      </w:r>
+      <w:r>
+        <w:t xml:space="preserve">má </w:t>
+      </w:r>
+      <w:r>
+        <w:t xml:space="preserve">také </w:t>
+      </w:r>
+      <w:r>
+        <w:t>32 bytový vstup, takže můžu jednoduše ukládat celou instrukci najednou a ne postupně.</w:t>
       </w:r>
     </w:p>
     <w:p>
@@ -8224,76 +8715,136 @@
         </w:numPr>
       </w:pPr>
       <w:r>
-        <w:t>Problém s JTAG</w:t>
-      </w:r>
-    </w:p>
-    <w:p>
-      <w:r>
-        <w:t>Jak jsem zmiňoval v </w:t>
-      </w:r>
-      <w:r>
-        <w:rPr>
-          <w:color w:val="EE0000"/>
-        </w:rPr>
-        <w:t>kapitole 2.3</w:t>
-      </w:r>
-      <w:r>
+        <w:t>Bootloader</w:t>
+      </w:r>
+    </w:p>
+    <w:p>
+      <w:r>
+        <w:t xml:space="preserve">Bootloader jsem musel nakonec dát do vlastní paměti, protože do </w:t>
+      </w:r>
+      <w:r>
+        <w:t>RAMB16_S36</w:t>
+      </w:r>
+    </w:p>
+    <w:p>
+      <w:pPr>
+        <w:ind w:firstLine="0"/>
+      </w:pPr>
+      <w:r>
+        <w:lastRenderedPageBreak/>
+        <w:t xml:space="preserve">Nejde zapisovat a číst </w:t>
+      </w:r>
+      <w:r>
+        <w:t>z</w:t>
+      </w:r>
+      <w:r>
+        <w:t xml:space="preserve"> jiné adres</w:t>
+      </w:r>
+      <w:r>
+        <w:t>y. B</w:t>
+      </w:r>
+      <w:r>
+        <w:t xml:space="preserve">ootloader </w:t>
+      </w:r>
+      <w:r>
+        <w:t xml:space="preserve">tedy </w:t>
+      </w:r>
+      <w:r>
+        <w:t xml:space="preserve">dostal </w:t>
+      </w:r>
+      <w:r>
+        <w:t xml:space="preserve">jeden </w:t>
+      </w:r>
+      <w:r>
+        <w:t>vlastí blok BRAM. po spuštění programu se začne číst z paměti bootloadru</w:t>
+      </w:r>
+      <w:r>
+        <w:t>. Pro přepnutí do stavu čtení z instrukční paměti je potřena zapsat do start_program_reg na adrese 0x</w:t>
+      </w:r>
+      <w:r>
+        <w:t>80000004</w:t>
+      </w:r>
+      <w:r>
+        <w:t xml:space="preserve"> ‚1‘.</w:t>
+      </w:r>
+    </w:p>
+    <w:p>
+      <w:pPr>
+        <w:ind w:firstLine="0"/>
+      </w:pPr>
+      <w:r>
+        <w:t>Bootloader má 3 funkce zápis do flash zápis do RAM z flash a mazání flash</w:t>
+      </w:r>
+      <w:r>
+        <w:t xml:space="preserve">. Jaká funkce se spustí se ovládá pomocí </w:t>
+      </w:r>
+      <w:r>
+        <w:t>UARTu. Program čeká až přijde zpráva z UARTu a pak na jejím základě spustí jednu funkci</w:t>
+      </w:r>
+    </w:p>
+    <w:p>
+      <w:pPr>
+        <w:ind w:firstLine="0"/>
+      </w:pPr>
+      <w:r>
+        <w:tab/>
+        <w:t xml:space="preserve">1: erase – funkce čeká až přes UART přijde adresa od které má mazat data </w:t>
+      </w:r>
+      <w:r>
+        <w:t>z flash.</w:t>
+      </w:r>
+      <w:r>
+        <w:t xml:space="preserve"> Data předá SPI a zapne funkce flash v tomto pořadí: </w:t>
+      </w:r>
+      <w:r>
+        <w:rPr>
+          <w:lang w:val="en-GB"/>
+        </w:rPr>
+        <w:t>write enable</w:t>
+      </w:r>
+      <w:r>
+        <w:t xml:space="preserve">, erase, a nakonec v cyklu </w:t>
+      </w:r>
+      <w:r>
+        <w:rPr>
+          <w:lang w:val="en-GB"/>
+        </w:rPr>
+        <w:t>status register read,</w:t>
+      </w:r>
+      <w:r>
+        <w:rPr>
+          <w:lang w:val="en-US"/>
+        </w:rPr>
         <w:t xml:space="preserve"> </w:t>
       </w:r>
       <w:r>
-        <w:t>Zápis do paměti instrukcí</w:t>
-      </w:r>
-      <w:r>
-        <w:t xml:space="preserve"> tak můj prvotní přístup byl nahrát data přímo do flash která je připojena v JTAG chainu. Zde ale nastal problém </w:t>
-      </w:r>
-      <w:r>
-        <w:lastRenderedPageBreak/>
-        <w:t xml:space="preserve">přes </w:t>
-      </w:r>
-      <w:r>
-        <w:t>openOCD(</w:t>
-      </w:r>
-      <w:r>
-        <w:rPr>
-          <w:color w:val="EE0000"/>
-        </w:rPr>
-        <w:t>zdroj</w:t>
-      </w:r>
-      <w:r>
-        <w:t>)</w:t>
-      </w:r>
-      <w:r>
-        <w:t>, které jsme, měl v plánu na tento účel využít se mi k JTAG chainu nedařilo připojit vyzkoušel jsme i další programy které mi také nefungovali až na Adept(</w:t>
-      </w:r>
-      <w:r>
-        <w:rPr>
-          <w:color w:val="EE0000"/>
-        </w:rPr>
-        <w:t>zdroj</w:t>
-      </w:r>
-      <w:r>
-        <w:t xml:space="preserve">) pomocí kterého si mi nakonec podařilo k JTAG chainu připojit. Zde ale nastal další problém nedostatečně </w:t>
-      </w:r>
-      <w:r>
-        <w:t>jsem</w:t>
-      </w:r>
-      <w:r>
-        <w:t xml:space="preserve"> si přečetl </w:t>
-      </w:r>
-      <w:r>
-        <w:t xml:space="preserve">dokumentaci a flash paměť kterou jsem měl v plánu využít není napřímo připojena k JTAG chainu, ale je pouze možná naprogramovat pomocí utility v rámci Xilinx ISE a to IMPACT. Tento program však nabízí pouze nahrání .bit souborů na danou flash paměť, což je soubor, který obsahuje instrukce pro FPGA v podstatě návod, jak má FPGA propojit logická hradla v rámci čipu. V modernějších verzích programu </w:t>
-      </w:r>
-      <w:r>
-        <w:t xml:space="preserve">je možno nahrát i čistý binární soubor, ale s těmi není kompatibilní moje FPGA deska, takže </w:t>
-      </w:r>
-      <w:r>
-        <w:t>jsem</w:t>
-      </w:r>
-      <w:r>
-        <w:t xml:space="preserve"> tuto metodu musel opustit a přejít k metodě nahrávání dat přes UART.  </w:t>
-      </w:r>
-    </w:p>
-    <w:p/>
+        <w:t>dokud není WIP ‚0‘.</w:t>
+      </w:r>
+    </w:p>
+    <w:p>
+      <w:pPr>
+        <w:ind w:firstLine="0"/>
+        <w:rPr>
+          <w:lang w:val="en-US"/>
+        </w:rPr>
+      </w:pPr>
+      <w:r>
+        <w:tab/>
+        <w:t>2: program – funkce čeká až přes UART přijde adresa od které se má zapisovat do flash</w:t>
+      </w:r>
+      <w:r>
+        <w:t xml:space="preserve"> a počet slov kolik se bude zapisovat (maximálně 64). Poté předá adresu SPI a spustí funkci </w:t>
+      </w:r>
+      <w:r>
+        <w:rPr>
+          <w:lang w:val="en-GB"/>
+        </w:rPr>
+        <w:t>write</w:t>
+      </w:r>
+      <w:r>
+        <w:t xml:space="preserve"> enable a pak</w:t>
+      </w:r>
+    </w:p>
     <w:p>
       <w:pPr>
         <w:pStyle w:val="Nadpis3"/>
@@ -8303,7 +8854,19 @@
         </w:numPr>
       </w:pPr>
       <w:r>
-        <w:t>Bootloader</w:t>
+        <w:t>Arduino programátor</w:t>
+      </w:r>
+    </w:p>
+    <w:p>
+      <w:pPr>
+        <w:pStyle w:val="Nadpis2"/>
+        <w:numPr>
+          <w:ilvl w:val="1"/>
+          <w:numId w:val="2"/>
+        </w:numPr>
+      </w:pPr>
+      <w:r>
+        <w:t>Doplňkové aspekty implementace</w:t>
       </w:r>
     </w:p>
     <w:p>
@@ -8315,7 +8878,369 @@
         </w:numPr>
       </w:pPr>
       <w:r>
-        <w:t>Arduino programátor</w:t>
+        <w:t xml:space="preserve">Přibylé instrukce </w:t>
+      </w:r>
+    </w:p>
+    <w:p>
+      <w:r>
+        <w:t xml:space="preserve">Přidal jsme dvě funkce SLL a SRL pro logické posouvání bitů do prava a do leva. Tyto funkce jsme přidal abych měl jednodušší způsob, jak dostat na MSB „1“ protože funkce addi má maximální velkost přímého operandu 12 bitů, což nestačí na to dostat „1“ na MSB. Když jsme tuto funkci ještě neměl musel jsem </w:t>
+      </w:r>
+      <w:r>
+        <w:t>registr,</w:t>
+      </w:r>
+      <w:r>
+        <w:t xml:space="preserve"> do kterého jsem chtěl zapsat MSB „1“ sčítat sám se sebou efektivně násobit dvěma</w:t>
+      </w:r>
+      <w:r>
+        <w:t>,</w:t>
+      </w:r>
+      <w:r>
+        <w:t xml:space="preserve"> dokud jsme se tam nedostal </w:t>
+      </w:r>
+      <w:r>
+        <w:t xml:space="preserve">s posunem bitů se jedná o operaci na 3 řádky oproti původním 22, což je v obsluze přerušení důležité, protože </w:t>
+      </w:r>
+      <w:r>
+        <w:t>potřebujeme,</w:t>
+      </w:r>
+      <w:r>
+        <w:t xml:space="preserve"> aby byla co </w:t>
+      </w:r>
+      <w:r>
+        <w:t>nejkratší, aby byl program přerušen na co nejkratší dobu</w:t>
+      </w:r>
+      <w:r>
+        <w:t>.</w:t>
+      </w:r>
+    </w:p>
+    <w:p>
+      <w:pPr>
+        <w:pStyle w:val="Nadpis3"/>
+        <w:numPr>
+          <w:ilvl w:val="2"/>
+          <w:numId w:val="2"/>
+        </w:numPr>
+      </w:pPr>
+      <w:r>
+        <w:t>rozdělení na více cyklů</w:t>
+      </w:r>
+    </w:p>
+    <w:p>
+      <w:pPr>
+        <w:rPr>
+          <w:lang w:val="en-US"/>
+        </w:rPr>
+      </w:pPr>
+    </w:p>
+    <w:p>
+      <w:pPr>
+        <w:pStyle w:val="Nadpis3"/>
+        <w:numPr>
+          <w:ilvl w:val="2"/>
+          <w:numId w:val="2"/>
+        </w:numPr>
+        <w:rPr>
+          <w:lang w:val="en-US"/>
+        </w:rPr>
+      </w:pPr>
+      <w:r>
+        <w:rPr>
+          <w:lang w:val="en-US"/>
+        </w:rPr>
+        <w:t>Pin planner</w:t>
+      </w:r>
+    </w:p>
+    <w:p>
+      <w:pPr>
+        <w:rPr>
+          <w:lang w:val="en-US"/>
+        </w:rPr>
+      </w:pPr>
+      <w:r>
+        <w:t>V Xilinx ISE se připojování pinu FPGA řeší v souboru .ucf</w:t>
+      </w:r>
+      <w:r>
+        <w:t>.</w:t>
+      </w:r>
+      <w:r>
+        <w:t xml:space="preserve"> </w:t>
+      </w:r>
+      <w:r>
+        <w:t>S</w:t>
+      </w:r>
+      <w:r>
+        <w:t>o</w:t>
+      </w:r>
+      <w:r>
+        <w:t>ubor byl vytvořen na základě dokumentace FPGA Spartan 3E starter board.</w:t>
+      </w:r>
+    </w:p>
+    <w:p>
+      <w:pPr>
+        <w:pStyle w:val="Zdrojovkd"/>
+        <w:rPr>
+          <w:lang w:val="en-US"/>
+        </w:rPr>
+      </w:pPr>
+      <w:r>
+        <w:rPr>
+          <w:lang w:val="en-US"/>
+        </w:rPr>
+        <w:t>NET "clk" PERIOD = 20.0ns HIGH 40%;</w:t>
+      </w:r>
+    </w:p>
+    <w:p>
+      <w:pPr>
+        <w:pStyle w:val="Zdrojovkd"/>
+        <w:rPr>
+          <w:lang w:val="en-US"/>
+        </w:rPr>
+      </w:pPr>
+      <w:r>
+        <w:rPr>
+          <w:lang w:val="en-US"/>
+        </w:rPr>
+        <w:t>NET "clk" LOC = "C9" | IOSTANDARD = LVCMOS33;</w:t>
+      </w:r>
+    </w:p>
+    <w:p>
+      <w:pPr>
+        <w:pStyle w:val="Zdrojovkd"/>
+        <w:rPr>
+          <w:lang w:val="en-US"/>
+        </w:rPr>
+      </w:pPr>
+      <w:r>
+        <w:rPr>
+          <w:lang w:val="en-US"/>
+        </w:rPr>
+        <w:lastRenderedPageBreak/>
+        <w:t>NET "async_rst" LOC = "D18" | IOSTANDARD = LVTTL | PULLDOWN;</w:t>
+      </w:r>
+    </w:p>
+    <w:p>
+      <w:pPr>
+        <w:pStyle w:val="Zdrojovkd"/>
+        <w:rPr>
+          <w:lang w:val="en-US"/>
+        </w:rPr>
+      </w:pPr>
+      <w:r>
+        <w:rPr>
+          <w:lang w:val="en-US"/>
+        </w:rPr>
+        <w:t>NET "GPIO_pins_io&lt;0&gt;" LOC = "B4" | IOSTANDARD = LVCMOS33 | SLEW = FAST | DRIVE = 8;</w:t>
+      </w:r>
+    </w:p>
+    <w:p>
+      <w:pPr>
+        <w:pStyle w:val="Zdrojovkd"/>
+        <w:rPr>
+          <w:lang w:val="en-US"/>
+        </w:rPr>
+      </w:pPr>
+      <w:r>
+        <w:rPr>
+          <w:lang w:val="en-US"/>
+        </w:rPr>
+        <w:t>NET "GPIO_pins_io&lt;1&gt;" LOC = "A4" | IOSTANDARD = LVCMOS33 | SLEW = FAST | DRIVE = 8;</w:t>
+      </w:r>
+    </w:p>
+    <w:p>
+      <w:pPr>
+        <w:pStyle w:val="Zdrojovkd"/>
+        <w:rPr>
+          <w:lang w:val="en-US"/>
+        </w:rPr>
+      </w:pPr>
+      <w:r>
+        <w:rPr>
+          <w:lang w:val="en-US"/>
+        </w:rPr>
+        <w:t>NET "GPIO_pins_io&lt;2&gt;" LOC = "D5" | IOSTANDARD = LVCMOS33 | SLEW = FAST | DRIVE = 8;</w:t>
+      </w:r>
+    </w:p>
+    <w:p>
+      <w:pPr>
+        <w:pStyle w:val="Zdrojovkd"/>
+        <w:rPr>
+          <w:lang w:val="en-US"/>
+        </w:rPr>
+      </w:pPr>
+      <w:r>
+        <w:rPr>
+          <w:lang w:val="en-US"/>
+        </w:rPr>
+        <w:t>NET "GPIO_pins_io&lt;3&gt;" LOC = "C5" | IOSTANDARD = LVCMOS33 | SLEW = FAST | DRIVE = 8;</w:t>
+      </w:r>
+    </w:p>
+    <w:p>
+      <w:pPr>
+        <w:pStyle w:val="Zdrojovkd"/>
+        <w:rPr>
+          <w:lang w:val="en-US"/>
+        </w:rPr>
+      </w:pPr>
+      <w:r>
+        <w:rPr>
+          <w:lang w:val="en-US"/>
+        </w:rPr>
+        <w:t>NET "GPIO_pins_io&lt;4&gt;" LOC = "A6" | IOSTANDARD = LVCMOS33 | SLEW = FAST | DRIVE = 8;</w:t>
+      </w:r>
+    </w:p>
+    <w:p>
+      <w:pPr>
+        <w:pStyle w:val="Zdrojovkd"/>
+        <w:rPr>
+          <w:lang w:val="en-US"/>
+        </w:rPr>
+      </w:pPr>
+      <w:r>
+        <w:rPr>
+          <w:lang w:val="en-US"/>
+        </w:rPr>
+        <w:t>NET "GPIO_pins_io&lt;5&gt;" LOC = "B6" | IOSTANDARD = LVCMOS33 | SLEW = FAST | DRIVE = 8;</w:t>
+      </w:r>
+    </w:p>
+    <w:p>
+      <w:pPr>
+        <w:pStyle w:val="Zdrojovkd"/>
+        <w:rPr>
+          <w:lang w:val="en-US"/>
+        </w:rPr>
+      </w:pPr>
+      <w:r>
+        <w:rPr>
+          <w:lang w:val="en-US"/>
+        </w:rPr>
+        <w:t>NET "GPIO_pins_io&lt;6&gt;" LOC = "E7" | IOSTANDARD = LVCMOS33 | SLEW = FAST | DRIVE = 8;</w:t>
+      </w:r>
+    </w:p>
+    <w:p>
+      <w:pPr>
+        <w:pStyle w:val="Zdrojovkd"/>
+        <w:rPr>
+          <w:lang w:val="en-US"/>
+        </w:rPr>
+      </w:pPr>
+      <w:r>
+        <w:rPr>
+          <w:lang w:val="en-US"/>
+        </w:rPr>
+        <w:t>NET "GPIO_pins_io&lt;7&gt;" LOC = "F7" | IOSTANDARD = LVCMOS33 | SLEW = FAST | DRIVE = 8;</w:t>
+      </w:r>
+    </w:p>
+    <w:p>
+      <w:pPr>
+        <w:pStyle w:val="Zdrojovkd"/>
+        <w:rPr>
+          <w:lang w:val="en-US"/>
+        </w:rPr>
+      </w:pPr>
+      <w:r>
+        <w:rPr>
+          <w:lang w:val="en-US"/>
+        </w:rPr>
+        <w:t>NET "UART_TX" LOC = "D7" | IOSTANDARD = LVCMOS33 | SLEW = FAST | DRIVE = 8;</w:t>
+      </w:r>
+    </w:p>
+    <w:p>
+      <w:pPr>
+        <w:pStyle w:val="Zdrojovkd"/>
+        <w:rPr>
+          <w:lang w:val="en-US"/>
+        </w:rPr>
+      </w:pPr>
+      <w:r>
+        <w:rPr>
+          <w:lang w:val="en-US"/>
+        </w:rPr>
+        <w:t>NET "UART_RX" LOC = "C7" | IOSTANDARD = LVCMOS33 | SLEW = FAST | DRIVE = 8;</w:t>
+      </w:r>
+    </w:p>
+    <w:p>
+      <w:pPr>
+        <w:pStyle w:val="Zdrojovkd"/>
+        <w:rPr>
+          <w:lang w:val="en-US"/>
+        </w:rPr>
+      </w:pPr>
+      <w:r>
+        <w:rPr>
+          <w:lang w:val="en-US"/>
+        </w:rPr>
+        <w:t>NET "SPI_i" LOC = "N10" | IOSTANDARD = LVCMOS33;</w:t>
+      </w:r>
+    </w:p>
+    <w:p>
+      <w:pPr>
+        <w:pStyle w:val="Zdrojovkd"/>
+        <w:rPr>
+          <w:lang w:val="en-US"/>
+        </w:rPr>
+      </w:pPr>
+      <w:r>
+        <w:rPr>
+          <w:lang w:val="en-US"/>
+        </w:rPr>
+        <w:t>NET "SPI_o&lt;1&gt;" LOC = "T4" | IOSTANDARD = LVCMOS33 | SLEW = SLOW | DRIVE = 6;</w:t>
+      </w:r>
+    </w:p>
+    <w:p>
+      <w:pPr>
+        <w:pStyle w:val="Zdrojovkd"/>
+        <w:rPr>
+          <w:lang w:val="en-US"/>
+        </w:rPr>
+      </w:pPr>
+      <w:r>
+        <w:rPr>
+          <w:lang w:val="en-US"/>
+        </w:rPr>
+        <w:t>NET "SPI_o&lt;0&gt;" LOC = "U16" | IOSTANDARD = LVCMOS33 | SLEW = SLOW | DRIVE = 6;</w:t>
+      </w:r>
+    </w:p>
+    <w:p>
+      <w:pPr>
+        <w:pStyle w:val="Zdrojovkd"/>
+        <w:rPr>
+          <w:lang w:val="en-US"/>
+        </w:rPr>
+      </w:pPr>
+      <w:r>
+        <w:rPr>
+          <w:lang w:val="en-US"/>
+        </w:rPr>
+        <w:t>NET "SPI_o&lt;2&gt;" LOC = "U3" | IOSTANDARD = LVCMOS33 | SLEW = SLOW | DRIVE = 6;</w:t>
+      </w:r>
+    </w:p>
+    <w:p>
+      <w:pPr>
+        <w:pStyle w:val="Nadpis1"/>
+        <w:numPr>
+          <w:ilvl w:val="0"/>
+          <w:numId w:val="15"/>
+        </w:numPr>
+      </w:pPr>
+      <w:bookmarkStart w:id="47" w:name="_Toc222746931"/>
+      <w:r>
+        <w:lastRenderedPageBreak/>
+        <w:t>Testování</w:t>
+      </w:r>
+      <w:bookmarkEnd w:id="47"/>
+    </w:p>
+    <w:p>
+      <w:r>
+        <w:t xml:space="preserve">Každou část mého projektu jsem nejprve otestoval v simulátoru Isim, než jsem se přesunul na HW abych co nevíce zmenšil množství chyba, protože </w:t>
+      </w:r>
+      <w:r>
+        <w:t xml:space="preserve">hledání chyb na HW </w:t>
+      </w:r>
+      <w:r>
+        <w:t>je</w:t>
+      </w:r>
+      <w:r>
+        <w:t xml:space="preserve"> mnohem obtížnější.</w:t>
       </w:r>
     </w:p>
     <w:p>
@@ -8326,9 +9251,11 @@
           <w:numId w:val="2"/>
         </w:numPr>
       </w:pPr>
-      <w:r>
-        <w:t>Doplňkové aspekty implementace</w:t>
-      </w:r>
+      <w:bookmarkStart w:id="48" w:name="_Toc222746932"/>
+      <w:r>
+        <w:t>Simulace</w:t>
+      </w:r>
+      <w:bookmarkEnd w:id="48"/>
     </w:p>
     <w:p>
       <w:pPr>
@@ -8339,64 +9266,197 @@
         </w:numPr>
       </w:pPr>
       <w:r>
-        <w:t xml:space="preserve">Přibylé instrukce </w:t>
-      </w:r>
-    </w:p>
-    <w:p>
-      <w:r>
-        <w:t xml:space="preserve">Přidal jsme dvě funkce SLL a SRL pro logické posouvání bitů do prava a do leva. Tyto funkce jsme přidal abych měl jednodušší způsob, jak dostat na MSB „1“ protože funkce addi má maximální velkost přímého operandu 12 bitů, což nestačí na to dostat „1“ na MSB. Když jsme tuto funkci ještě neměl musel jsem </w:t>
-      </w:r>
-      <w:r>
-        <w:t>registr,</w:t>
-      </w:r>
-      <w:r>
-        <w:t xml:space="preserve"> do kterého jsem chtěl zapsat MSB „1“ sčítat sám se sebou efektivně násobit dvěma</w:t>
-      </w:r>
-      <w:r>
-        <w:t>,</w:t>
-      </w:r>
-      <w:r>
-        <w:t xml:space="preserve"> dokud jsme se tam nedostal </w:t>
-      </w:r>
-      <w:r>
-        <w:t xml:space="preserve">s posunem bitů se jedná o operaci na 3 řádky oproti původním 22, což je v obsluze přerušení důležité, protože </w:t>
-      </w:r>
-      <w:r>
-        <w:t>potřebujeme,</w:t>
-      </w:r>
-      <w:r>
-        <w:t xml:space="preserve"> aby byla co nejkratší.</w:t>
-      </w:r>
-    </w:p>
-    <w:p>
-      <w:pPr>
-        <w:rPr>
-          <w:lang w:val="en-US"/>
-        </w:rPr>
-      </w:pPr>
-    </w:p>
-    <w:p>
-      <w:pPr>
-        <w:pStyle w:val="Nadpis1"/>
+        <w:t>GPIO s</w:t>
+      </w:r>
+      <w:r>
+        <w:t> </w:t>
+      </w:r>
+      <w:r>
+        <w:t>přerušením</w:t>
+      </w:r>
+    </w:p>
+    <w:p>
+      <w:r>
+        <w:t xml:space="preserve">Pro </w:t>
+      </w:r>
+      <w:r>
+        <w:t xml:space="preserve">test GPIO byl vytvořen jednoduchý kód v asm, který v standartním běhu zapne přerušení na GPIO, jeden pin nastaví na vstupní a zapne mu přerušení a druhý nastaví jako výstupní. Když se na vstupním pinu změní hodnota skočí se do obsluhy </w:t>
+      </w:r>
+      <w:r>
+        <w:t>přerušení,</w:t>
+      </w:r>
+      <w:r>
+        <w:t xml:space="preserve"> která </w:t>
+      </w:r>
+      <w:r>
+        <w:t>zkontroluje,</w:t>
+      </w:r>
+      <w:r>
+        <w:t xml:space="preserve"> na co se vstupní pin změnil („1“ nebo „0“) a na stejnou hodnotu nastaví i výstupní pin. </w:t>
+      </w:r>
+      <w:r>
+        <w:t xml:space="preserve">Při testování byla použita stará instrukční </w:t>
+      </w:r>
+      <w:r>
+        <w:t>paměť,</w:t>
+      </w:r>
+      <w:r>
+        <w:t xml:space="preserve"> protož</w:t>
+      </w:r>
+      <w:r>
+        <w:t>e</w:t>
+      </w:r>
+      <w:r>
+        <w:t xml:space="preserve"> její použití je v simulaci jednodušší</w:t>
+      </w:r>
+    </w:p>
+    <w:p>
+      <w:pPr>
+        <w:pStyle w:val="Nadpis3"/>
         <w:numPr>
-          <w:ilvl w:val="0"/>
-          <w:numId w:val="15"/>
+          <w:ilvl w:val="2"/>
+          <w:numId w:val="2"/>
         </w:numPr>
       </w:pPr>
-      <w:bookmarkStart w:id="47" w:name="_Toc222746931"/>
+      <w:r>
+        <w:t>UART s</w:t>
+      </w:r>
+      <w:r>
+        <w:t> </w:t>
+      </w:r>
+      <w:r>
+        <w:t>přerušením</w:t>
+      </w:r>
+    </w:p>
+    <w:p>
+      <w:r>
+        <w:t>Na otestování UART jsme udělal test, který v standartním běhu zapne přerušení UART a příjímací přerušení poté čeká, dokud nepřijde zpráva. Když přijde a skočí se do obsluhy přerušení číslo posune o jeden bit do leva a pošle zpátky.</w:t>
+      </w:r>
+      <w:r>
+        <w:t xml:space="preserve"> Stejně jako u GPIO byla použita stará instrukční paměť.</w:t>
+      </w:r>
+    </w:p>
+    <w:p>
+      <w:pPr>
+        <w:pStyle w:val="Nadpis3"/>
+        <w:numPr>
+          <w:ilvl w:val="2"/>
+          <w:numId w:val="2"/>
+        </w:numPr>
+      </w:pPr>
+      <w:r>
+        <w:t>Nahrání dat přes SPI</w:t>
+      </w:r>
+    </w:p>
+    <w:p>
+      <w:r>
+        <w:t xml:space="preserve">Pro test této funkcionality jsem napsal jednoduchý </w:t>
+      </w:r>
+      <w:r>
+        <w:t>testbanch,</w:t>
+      </w:r>
+      <w:r>
+        <w:t xml:space="preserve"> který pošle </w:t>
+      </w:r>
+      <w:r>
+        <w:t xml:space="preserve">instrukci </w:t>
+      </w:r>
+      <w:r>
+        <w:t>addi x1, x1, 5</w:t>
+      </w:r>
+      <w:r>
+        <w:t xml:space="preserve"> </w:t>
+      </w:r>
+      <w:r>
+        <w:t>(</w:t>
+      </w:r>
+      <w:r>
+        <w:t>0x</w:t>
+      </w:r>
+      <w:r>
+        <w:t>00508093</w:t>
+      </w:r>
+      <w:r>
+        <w:t>)</w:t>
+      </w:r>
+      <w:r>
+        <w:t xml:space="preserve"> a za tím samé nuly, dokud se nezapíše do celé RAM a nespustí se program. Po spuštění </w:t>
+      </w:r>
+      <w:r>
+        <w:t>zkontroluji v </w:t>
+      </w:r>
+      <w:r>
+        <w:t>simulátoru,</w:t>
+      </w:r>
+      <w:r>
+        <w:t xml:space="preserve"> jestli se mi do registru 1 doopravdy zapsala </w:t>
+      </w:r>
+      <w:r>
+        <w:t>pětka.</w:t>
+      </w:r>
+      <w:r>
+        <w:t xml:space="preserve"> </w:t>
+      </w:r>
+    </w:p>
+    <w:p>
+      <w:pPr>
+        <w:pStyle w:val="Nadpis3"/>
+        <w:numPr>
+          <w:ilvl w:val="2"/>
+          <w:numId w:val="2"/>
+        </w:numPr>
+      </w:pPr>
+      <w:r>
+        <w:t>Problém s JTAG</w:t>
+      </w:r>
+    </w:p>
+    <w:p>
+      <w:r>
+        <w:t>Jak jsem zmiňoval v </w:t>
+      </w:r>
+      <w:r>
+        <w:rPr>
+          <w:color w:val="EE0000"/>
+        </w:rPr>
+        <w:t>kapitole 2.3</w:t>
+      </w:r>
+      <w:r>
+        <w:t xml:space="preserve"> </w:t>
+      </w:r>
+      <w:r>
+        <w:t>Zápis do paměti instrukcí</w:t>
+      </w:r>
+      <w:r>
+        <w:t xml:space="preserve"> tak můj prvotní přístup byl nahrát data přímo do flash která je připojena v JTAG chainu. Zde ale nastal problém přes openOCD(</w:t>
+      </w:r>
+      <w:r>
+        <w:rPr>
+          <w:color w:val="EE0000"/>
+        </w:rPr>
+        <w:t>zdroj</w:t>
+      </w:r>
+      <w:r>
+        <w:t>), které jsme, měl v plánu na tento účel využít se mi k JTAG chainu nedařilo připojit vyzkoušel jsme i další programy které mi také nefungovali až na Adept(</w:t>
+      </w:r>
+      <w:r>
+        <w:rPr>
+          <w:color w:val="EE0000"/>
+        </w:rPr>
+        <w:t>zdroj</w:t>
+      </w:r>
+      <w:r>
+        <w:t xml:space="preserve">) pomocí kterého si mi nakonec podařilo k JTAG chainu připojit. Zde ale nastal další problém nedostatečně jsem si přečetl dokumentaci a flash paměť kterou jsem měl v plánu využít není napřímo připojena k JTAG chainu, ale je pouze možná naprogramovat </w:t>
+      </w:r>
       <w:r>
         <w:lastRenderedPageBreak/>
-        <w:t>Testování</w:t>
-      </w:r>
-      <w:bookmarkEnd w:id="47"/>
-    </w:p>
-    <w:p>
-      <w:r>
-        <w:t xml:space="preserve">Každou část mého projektu jsem nejprve otestoval v simulátoru Isim, než jsem se přesunul na HW abych co nevíce zmenšil množství chyba, protože </w:t>
-      </w:r>
-      <w:r>
-        <w:t>hledání chyb na HW jw mnohem obtížnější.</w:t>
-      </w:r>
+        <w:t xml:space="preserve">pomocí utility v rámci Xilinx ISE a to IMPACT. Tento program však nabízí pouze nahrání .bit souborů na danou flash paměť, což je soubor, který obsahuje instrukce pro FPGA v podstatě návod, jak má FPGA propojit logická hradla v rámci čipu. V modernějších verzích programu je možno nahrát i čistý binární soubor, ale s těmi není kompatibilní moje FPGA deska, takže jsem tuto metodu musel opustit a přejít k metodě nahrávání dat přes UART.  </w:t>
+      </w:r>
+    </w:p>
+    <w:p/>
+    <w:p>
+      <w:pPr>
+        <w:ind w:firstLine="0"/>
+      </w:pPr>
     </w:p>
     <w:p>
       <w:pPr>
@@ -8406,11 +9466,38 @@
           <w:numId w:val="2"/>
         </w:numPr>
       </w:pPr>
-      <w:bookmarkStart w:id="48" w:name="_Toc222746932"/>
-      <w:r>
-        <w:t>Simulace</w:t>
-      </w:r>
-      <w:bookmarkEnd w:id="48"/>
+      <w:r>
+        <w:t>Na Hardwaru</w:t>
+      </w:r>
+    </w:p>
+    <w:p>
+      <w:r>
+        <w:rPr>
+          <w:color w:val="EE0000"/>
+        </w:rPr>
+        <w:t xml:space="preserve">Pro nahrání mého designu na FPGA jsem musel vytvořit </w:t>
+      </w:r>
+      <w:r>
+        <w:rPr>
+          <w:color w:val="EE0000"/>
+        </w:rPr>
+        <w:t>ten soubor co tam má namapovány porty</w:t>
+      </w:r>
+      <w:r>
+        <w:rPr>
+          <w:color w:val="EE0000"/>
+        </w:rPr>
+        <w:t xml:space="preserve"> </w:t>
+      </w:r>
+      <w:r>
+        <w:t xml:space="preserve">a syntetizovat hotovu implementaci pomocí Xilinx ISE tento soubor jsem pak uložil do jedné z flash pamětí na FPGA, a to konkrétně do </w:t>
+      </w:r>
+      <w:r>
+        <w:t>Intel StrataFlash parallel NOR Flash PROM</w:t>
+      </w:r>
+      <w:r>
+        <w:t xml:space="preserve">. Do druhé flash paměti nahraju data pro instrukční paměť, takže by měl procesor fungovat i po odpojení a opětovném připojení od zdroje. </w:t>
+      </w:r>
     </w:p>
     <w:p>
       <w:pPr>
@@ -8421,190 +9508,6 @@
         </w:numPr>
       </w:pPr>
       <w:r>
-        <w:t>GPIO s</w:t>
-      </w:r>
-      <w:r>
-        <w:t> </w:t>
-      </w:r>
-      <w:r>
-        <w:t>přerušením</w:t>
-      </w:r>
-    </w:p>
-    <w:p>
-      <w:r>
-        <w:t xml:space="preserve">Pro </w:t>
-      </w:r>
-      <w:r>
-        <w:t xml:space="preserve">test GPIO byl vytvořen jednoduchý kód v asm, který v standartním běhu zapne přerušení na GPIO, jeden pin nastaví na vstupní a zapne mu přerušení a druhý nastaví jako výstupní. Když se na vstupním pinu změní hodnota skočí se do obsluhy </w:t>
-      </w:r>
-      <w:r>
-        <w:t>přerušení,</w:t>
-      </w:r>
-      <w:r>
-        <w:t xml:space="preserve"> která </w:t>
-      </w:r>
-      <w:r>
-        <w:t>zkontroluje,</w:t>
-      </w:r>
-      <w:r>
-        <w:t xml:space="preserve"> na co se vstupní pin změnil („1“ nebo „0“) a na stejnou hodnotu nastaví i výstupní pin. </w:t>
-      </w:r>
-      <w:r>
-        <w:t xml:space="preserve">Při testování byla použita stará instrukční </w:t>
-      </w:r>
-      <w:r>
-        <w:t>paměť,</w:t>
-      </w:r>
-      <w:r>
-        <w:t xml:space="preserve"> protož</w:t>
-      </w:r>
-      <w:r>
-        <w:t>e</w:t>
-      </w:r>
-      <w:r>
-        <w:t xml:space="preserve"> její použití je v simulaci jednodušší</w:t>
-      </w:r>
-    </w:p>
-    <w:p>
-      <w:pPr>
-        <w:pStyle w:val="Nadpis3"/>
-        <w:numPr>
-          <w:ilvl w:val="2"/>
-          <w:numId w:val="2"/>
-        </w:numPr>
-      </w:pPr>
-      <w:r>
-        <w:t>UART s</w:t>
-      </w:r>
-      <w:r>
-        <w:t> </w:t>
-      </w:r>
-      <w:r>
-        <w:t>přerušením</w:t>
-      </w:r>
-    </w:p>
-    <w:p>
-      <w:r>
-        <w:t>Na otestování UART jsme udělal test, který v standartním běhu zapne přerušení UART a příjímací přerušení poté čeká, dokud nepřijde zpráva. Když přijde a skočí se do obsluhy přerušení číslo posune o jeden bit do leva a pošle zpátky.</w:t>
-      </w:r>
-      <w:r>
-        <w:t xml:space="preserve"> Stejně jako u GPIO byla použita stará instrukční paměť.</w:t>
-      </w:r>
-    </w:p>
-    <w:p>
-      <w:pPr>
-        <w:pStyle w:val="Nadpis3"/>
-        <w:numPr>
-          <w:ilvl w:val="2"/>
-          <w:numId w:val="2"/>
-        </w:numPr>
-      </w:pPr>
-      <w:r>
-        <w:t>Nahrání dat přes SPI</w:t>
-      </w:r>
-    </w:p>
-    <w:p>
-      <w:r>
-        <w:t xml:space="preserve">Pro test této funkcionality jsem napsal jednoduchý </w:t>
-      </w:r>
-      <w:r>
-        <w:t>testbanch,</w:t>
-      </w:r>
-      <w:r>
-        <w:t xml:space="preserve"> který pošle </w:t>
-      </w:r>
-      <w:r>
-        <w:t xml:space="preserve">instrukci </w:t>
-      </w:r>
-      <w:r>
-        <w:t>addi x1, x1, 5</w:t>
-      </w:r>
-      <w:r>
-        <w:t xml:space="preserve"> </w:t>
-      </w:r>
-      <w:r>
-        <w:t>(</w:t>
-      </w:r>
-      <w:r>
-        <w:t>0x</w:t>
-      </w:r>
-      <w:r>
-        <w:t>00508093</w:t>
-      </w:r>
-      <w:r>
-        <w:t>)</w:t>
-      </w:r>
-      <w:r>
-        <w:t xml:space="preserve"> a za tím samé nuly, dokud se nezapíše do celé RAM a nespustí se program. Po spuštění </w:t>
-      </w:r>
-      <w:r>
-        <w:t>zkontroluji v </w:t>
-      </w:r>
-      <w:r>
-        <w:t>simulátoru,</w:t>
-      </w:r>
-      <w:r>
-        <w:t xml:space="preserve"> jestli se mi do registru 1 doopravdy zapsala </w:t>
-      </w:r>
-      <w:r>
-        <w:t>pětka.</w:t>
-      </w:r>
-      <w:r>
-        <w:t xml:space="preserve"> </w:t>
-      </w:r>
-    </w:p>
-    <w:p/>
-    <w:p>
-      <w:pPr>
-        <w:pStyle w:val="Nadpis2"/>
-        <w:numPr>
-          <w:ilvl w:val="1"/>
-          <w:numId w:val="2"/>
-        </w:numPr>
-      </w:pPr>
-      <w:r>
-        <w:t>Na Hardwaru</w:t>
-      </w:r>
-    </w:p>
-    <w:p>
-      <w:r>
-        <w:rPr>
-          <w:color w:val="EE0000"/>
-        </w:rPr>
-        <w:t xml:space="preserve">Pro nahrání mého designu na FPGA jsem musel vytvořit </w:t>
-      </w:r>
-      <w:r>
-        <w:rPr>
-          <w:color w:val="EE0000"/>
-        </w:rPr>
-        <w:t>ten soubor co tam má namapovány porty</w:t>
-      </w:r>
-      <w:r>
-        <w:rPr>
-          <w:color w:val="EE0000"/>
-        </w:rPr>
-        <w:t xml:space="preserve"> </w:t>
-      </w:r>
-      <w:r>
-        <w:t xml:space="preserve">a syntetizovat hotovu implementaci pomocí Xilinx ISE tento soubor jsem pak uložil do jedné z flash pamětí na FPGA, a to konkrétně do </w:t>
-      </w:r>
-      <w:r>
-        <w:t>Intel StrataFlash parallel NOR Flash PROM</w:t>
-      </w:r>
-      <w:r>
-        <w:t xml:space="preserve">. Do druhé flash paměti nahraju data pro instrukční paměť, takže by měl procesor fungovat i po odpojení a opětovném připojení od zdroje. </w:t>
-      </w:r>
-    </w:p>
-    <w:p>
-      <w:pPr>
-        <w:pStyle w:val="Nadpis3"/>
-        <w:numPr>
-          <w:ilvl w:val="2"/>
-          <w:numId w:val="2"/>
-        </w:numPr>
-      </w:pPr>
-      <w:r>
-        <w:lastRenderedPageBreak/>
         <w:t>Nahrání dat přes SPI</w:t>
       </w:r>
     </w:p>
@@ -8962,8 +9865,8 @@
       </w:r>
       <w:bookmarkStart w:id="58" w:name="_Toc86047606"/>
     </w:p>
-    <w:bookmarkStart w:id="59" w:name="_Toc86055213" w:displacedByCustomXml="next"/>
-    <w:bookmarkStart w:id="60" w:name="_Toc222746937" w:displacedByCustomXml="next"/>
+    <w:bookmarkStart w:id="59" w:name="_Toc222746937" w:displacedByCustomXml="next"/>
+    <w:bookmarkStart w:id="60" w:name="_Toc86055213" w:displacedByCustomXml="next"/>
     <w:sdt>
       <w:sdtPr>
         <w:rPr>
@@ -9954,6 +10857,131 @@
     </w:lvl>
   </w:abstractNum>
   <w:abstractNum w:abstractNumId="6" w15:restartNumberingAfterBreak="0">
+    <w:nsid w:val="097E4D54"/>
+    <w:multiLevelType w:val="multilevel"/>
+    <w:tmpl w:val="4A1A5C64"/>
+    <w:lvl w:ilvl="0">
+      <w:start w:val="1"/>
+      <w:numFmt w:val="decimal"/>
+      <w:lvlText w:val="%1"/>
+      <w:lvlJc w:val="left"/>
+      <w:pPr>
+        <w:tabs>
+          <w:tab w:val="num" w:pos="851"/>
+        </w:tabs>
+        <w:ind w:left="851" w:hanging="851"/>
+      </w:pPr>
+      <w:rPr>
+        <w:rFonts w:hint="default"/>
+      </w:rPr>
+    </w:lvl>
+    <w:lvl w:ilvl="1">
+      <w:start w:val="1"/>
+      <w:numFmt w:val="decimal"/>
+      <w:lvlText w:val="%1.%2"/>
+      <w:lvlJc w:val="left"/>
+      <w:pPr>
+        <w:tabs>
+          <w:tab w:val="num" w:pos="851"/>
+        </w:tabs>
+        <w:ind w:left="851" w:hanging="851"/>
+      </w:pPr>
+      <w:rPr>
+        <w:rFonts w:hint="default"/>
+      </w:rPr>
+    </w:lvl>
+    <w:lvl w:ilvl="2">
+      <w:start w:val="1"/>
+      <w:numFmt w:val="decimal"/>
+      <w:lvlText w:val="%1.%2.%3"/>
+      <w:lvlJc w:val="left"/>
+      <w:pPr>
+        <w:tabs>
+          <w:tab w:val="num" w:pos="851"/>
+        </w:tabs>
+        <w:ind w:left="851" w:hanging="851"/>
+      </w:pPr>
+      <w:rPr>
+        <w:rFonts w:hint="default"/>
+      </w:rPr>
+    </w:lvl>
+    <w:lvl w:ilvl="3">
+      <w:start w:val="1"/>
+      <w:numFmt w:val="decimal"/>
+      <w:lvlText w:val="%1.%2.%3.%4"/>
+      <w:lvlJc w:val="left"/>
+      <w:pPr>
+        <w:tabs>
+          <w:tab w:val="num" w:pos="851"/>
+        </w:tabs>
+        <w:ind w:left="851" w:hanging="851"/>
+      </w:pPr>
+      <w:rPr>
+        <w:rFonts w:hint="default"/>
+      </w:rPr>
+    </w:lvl>
+    <w:lvl w:ilvl="4">
+      <w:start w:val="1"/>
+      <w:numFmt w:val="none"/>
+      <w:lvlText w:val=""/>
+      <w:lvlJc w:val="left"/>
+      <w:pPr>
+        <w:ind w:left="851" w:hanging="851"/>
+      </w:pPr>
+      <w:rPr>
+        <w:rFonts w:hint="default"/>
+      </w:rPr>
+    </w:lvl>
+    <w:lvl w:ilvl="5">
+      <w:start w:val="1"/>
+      <w:numFmt w:val="none"/>
+      <w:lvlText w:val=""/>
+      <w:lvlJc w:val="left"/>
+      <w:pPr>
+        <w:ind w:left="851" w:hanging="851"/>
+      </w:pPr>
+      <w:rPr>
+        <w:rFonts w:hint="default"/>
+      </w:rPr>
+    </w:lvl>
+    <w:lvl w:ilvl="6">
+      <w:start w:val="1"/>
+      <w:numFmt w:val="none"/>
+      <w:lvlText w:val=""/>
+      <w:lvlJc w:val="left"/>
+      <w:pPr>
+        <w:ind w:left="851" w:hanging="851"/>
+      </w:pPr>
+      <w:rPr>
+        <w:rFonts w:hint="default"/>
+      </w:rPr>
+    </w:lvl>
+    <w:lvl w:ilvl="7">
+      <w:start w:val="1"/>
+      <w:numFmt w:val="none"/>
+      <w:lvlText w:val=""/>
+      <w:lvlJc w:val="left"/>
+      <w:pPr>
+        <w:ind w:left="851" w:hanging="851"/>
+      </w:pPr>
+      <w:rPr>
+        <w:rFonts w:hint="default"/>
+      </w:rPr>
+    </w:lvl>
+    <w:lvl w:ilvl="8">
+      <w:start w:val="1"/>
+      <w:numFmt w:val="none"/>
+      <w:lvlText w:val=""/>
+      <w:lvlJc w:val="left"/>
+      <w:pPr>
+        <w:ind w:left="851" w:hanging="851"/>
+      </w:pPr>
+      <w:rPr>
+        <w:rFonts w:hint="default"/>
+      </w:rPr>
+    </w:lvl>
+  </w:abstractNum>
+  <w:abstractNum w:abstractNumId="7" w15:restartNumberingAfterBreak="0">
     <w:nsid w:val="136003BA"/>
     <w:multiLevelType w:val="multilevel"/>
     <w:tmpl w:val="46B4BA14"/>
@@ -10067,7 +11095,7 @@
       </w:rPr>
     </w:lvl>
   </w:abstractNum>
-  <w:abstractNum w:abstractNumId="7" w15:restartNumberingAfterBreak="0">
+  <w:abstractNum w:abstractNumId="8" w15:restartNumberingAfterBreak="0">
     <w:nsid w:val="2EA65A19"/>
     <w:multiLevelType w:val="multilevel"/>
     <w:tmpl w:val="9AA2C062"/>
@@ -10184,13 +11212,13 @@
       </w:rPr>
     </w:lvl>
   </w:abstractNum>
-  <w:abstractNum w:abstractNumId="8" w15:restartNumberingAfterBreak="0">
+  <w:abstractNum w:abstractNumId="9" w15:restartNumberingAfterBreak="0">
     <w:nsid w:val="3022458A"/>
     <w:multiLevelType w:val="multilevel"/>
     <w:tmpl w:val="9AA2C062"/>
     <w:numStyleLink w:val="Seznamslovan"/>
   </w:abstractNum>
-  <w:abstractNum w:abstractNumId="9" w15:restartNumberingAfterBreak="0">
+  <w:abstractNum w:abstractNumId="10" w15:restartNumberingAfterBreak="0">
     <w:nsid w:val="30C77FE2"/>
     <w:multiLevelType w:val="multilevel"/>
     <w:tmpl w:val="56A424E4"/>
@@ -10315,7 +11343,7 @@
       </w:rPr>
     </w:lvl>
   </w:abstractNum>
-  <w:abstractNum w:abstractNumId="10" w15:restartNumberingAfterBreak="0">
+  <w:abstractNum w:abstractNumId="11" w15:restartNumberingAfterBreak="0">
     <w:nsid w:val="32E0663F"/>
     <w:multiLevelType w:val="multilevel"/>
     <w:tmpl w:val="4A1A5C64"/>
@@ -10441,7 +11469,7 @@
       </w:rPr>
     </w:lvl>
   </w:abstractNum>
-  <w:abstractNum w:abstractNumId="11" w15:restartNumberingAfterBreak="0">
+  <w:abstractNum w:abstractNumId="12" w15:restartNumberingAfterBreak="0">
     <w:nsid w:val="33951856"/>
     <w:multiLevelType w:val="multilevel"/>
     <w:tmpl w:val="3DE8382A"/>
@@ -10564,13 +11592,13 @@
       </w:rPr>
     </w:lvl>
   </w:abstractNum>
-  <w:abstractNum w:abstractNumId="12" w15:restartNumberingAfterBreak="0">
+  <w:abstractNum w:abstractNumId="13" w15:restartNumberingAfterBreak="0">
     <w:nsid w:val="38276116"/>
     <w:multiLevelType w:val="multilevel"/>
     <w:tmpl w:val="3DE8382A"/>
     <w:numStyleLink w:val="Seznamodrkov"/>
   </w:abstractNum>
-  <w:abstractNum w:abstractNumId="13" w15:restartNumberingAfterBreak="0">
+  <w:abstractNum w:abstractNumId="14" w15:restartNumberingAfterBreak="0">
     <w:nsid w:val="408F015C"/>
     <w:multiLevelType w:val="multilevel"/>
     <w:tmpl w:val="3DE8382A"/>
@@ -10694,13 +11722,13 @@
       </w:rPr>
     </w:lvl>
   </w:abstractNum>
-  <w:abstractNum w:abstractNumId="14" w15:restartNumberingAfterBreak="0">
+  <w:abstractNum w:abstractNumId="15" w15:restartNumberingAfterBreak="0">
     <w:nsid w:val="42520F69"/>
     <w:multiLevelType w:val="multilevel"/>
     <w:tmpl w:val="4A1A5C64"/>
     <w:numStyleLink w:val="slovnnadpis"/>
   </w:abstractNum>
-  <w:abstractNum w:abstractNumId="15" w15:restartNumberingAfterBreak="0">
+  <w:abstractNum w:abstractNumId="16" w15:restartNumberingAfterBreak="0">
     <w:nsid w:val="7E0F6467"/>
     <w:multiLevelType w:val="hybridMultilevel"/>
     <w:tmpl w:val="28DCCFA6"/>
@@ -10788,13 +11816,13 @@
     </w:lvl>
   </w:abstractNum>
   <w:num w:numId="1" w16cid:durableId="125245523">
-    <w:abstractNumId w:val="6"/>
+    <w:abstractNumId w:val="7"/>
   </w:num>
   <w:num w:numId="2" w16cid:durableId="1537818382">
-    <w:abstractNumId w:val="10"/>
+    <w:abstractNumId w:val="11"/>
   </w:num>
   <w:num w:numId="3" w16cid:durableId="295793777">
-    <w:abstractNumId w:val="7"/>
+    <w:abstractNumId w:val="8"/>
   </w:num>
   <w:num w:numId="4" w16cid:durableId="1325204356">
     <w:abstractNumId w:val="4"/>
@@ -10812,10 +11840,10 @@
     <w:abstractNumId w:val="0"/>
   </w:num>
   <w:num w:numId="9" w16cid:durableId="303580500">
-    <w:abstractNumId w:val="13"/>
+    <w:abstractNumId w:val="14"/>
   </w:num>
   <w:num w:numId="10" w16cid:durableId="1971130226">
-    <w:abstractNumId w:val="14"/>
+    <w:abstractNumId w:val="15"/>
     <w:lvlOverride w:ilvl="0">
       <w:lvl w:ilvl="0">
         <w:start w:val="1"/>
@@ -10956,34 +11984,43 @@
     </w:lvlOverride>
   </w:num>
   <w:num w:numId="11" w16cid:durableId="931822061">
-    <w:abstractNumId w:val="8"/>
+    <w:abstractNumId w:val="9"/>
   </w:num>
   <w:num w:numId="12" w16cid:durableId="940800493">
+    <w:abstractNumId w:val="13"/>
+  </w:num>
+  <w:num w:numId="13" w16cid:durableId="166556846">
     <w:abstractNumId w:val="12"/>
   </w:num>
-  <w:num w:numId="13" w16cid:durableId="166556846">
-    <w:abstractNumId w:val="11"/>
-  </w:num>
   <w:num w:numId="14" w16cid:durableId="1565678887">
-    <w:abstractNumId w:val="15"/>
+    <w:abstractNumId w:val="16"/>
   </w:num>
   <w:num w:numId="15" w16cid:durableId="1078018837">
-    <w:abstractNumId w:val="9"/>
+    <w:abstractNumId w:val="10"/>
   </w:num>
   <w:num w:numId="16" w16cid:durableId="1882589509">
-    <w:abstractNumId w:val="15"/>
+    <w:abstractNumId w:val="16"/>
   </w:num>
   <w:num w:numId="17" w16cid:durableId="1072587040">
     <w:abstractNumId w:val="5"/>
   </w:num>
   <w:num w:numId="18" w16cid:durableId="1699894587">
-    <w:abstractNumId w:val="15"/>
+    <w:abstractNumId w:val="16"/>
   </w:num>
   <w:num w:numId="19" w16cid:durableId="413547766">
-    <w:abstractNumId w:val="15"/>
+    <w:abstractNumId w:val="16"/>
   </w:num>
   <w:num w:numId="20" w16cid:durableId="1536191851">
-    <w:abstractNumId w:val="15"/>
+    <w:abstractNumId w:val="16"/>
+  </w:num>
+  <w:num w:numId="21" w16cid:durableId="1149590187">
+    <w:abstractNumId w:val="6"/>
+  </w:num>
+  <w:num w:numId="22" w16cid:durableId="138815530">
+    <w:abstractNumId w:val="16"/>
+  </w:num>
+  <w:num w:numId="23" w16cid:durableId="335620650">
+    <w:abstractNumId w:val="16"/>
   </w:num>
   <w:numIdMacAtCleanup w:val="15"/>
 </w:numbering>
@@ -11611,7 +12648,6 @@
   <w:style w:type="character" w:default="1" w:styleId="Standardnpsmoodstavce">
     <w:name w:val="Default Paragraph Font"/>
     <w:uiPriority w:val="1"/>
-    <w:semiHidden/>
     <w:unhideWhenUsed/>
   </w:style>
   <w:style w:type="table" w:default="1" w:styleId="Normlntabulka">
@@ -12467,6 +13503,8 @@
     <w:rsidRoot w:val="00CB2F66"/>
     <w:rsid w:val="00000CDF"/>
     <w:rsid w:val="00122546"/>
+    <w:rsid w:val="0017512F"/>
+    <w:rsid w:val="001A4056"/>
     <w:rsid w:val="001C506D"/>
     <w:rsid w:val="002A0C64"/>
     <w:rsid w:val="004C4CEF"/>

--- a/MaturitniPraceCopy.docx
+++ b/MaturitniPraceCopy.docx
@@ -1012,7 +1012,39 @@
     </w:p>
     <w:p>
       <w:r>
-        <w:t>Cílem je práce je návrh syntetizovatelného systému na čipu (SoC) s RISCovým jádrem v jazyce VHDL. Obsažené výpočetní jádro bude implementovat omezenou architekturu instrukční sady RISC-V a bude spouštět kód nahraný prostřednictvím externího programátoru. Dále bude SoC obsahovat řadiče vstupně/výstupních periferií (GPIO, UART</w:t>
+        <w:t xml:space="preserve">Cílem je práce je návrh </w:t>
+      </w:r>
+      <w:proofErr w:type="spellStart"/>
+      <w:r>
+        <w:t>syntetizovatelného</w:t>
+      </w:r>
+      <w:proofErr w:type="spellEnd"/>
+      <w:r>
+        <w:t xml:space="preserve"> systému na čipu (</w:t>
+      </w:r>
+      <w:proofErr w:type="spellStart"/>
+      <w:r>
+        <w:t>SoC</w:t>
+      </w:r>
+      <w:proofErr w:type="spellEnd"/>
+      <w:r>
+        <w:t xml:space="preserve">) s </w:t>
+      </w:r>
+      <w:proofErr w:type="spellStart"/>
+      <w:r>
+        <w:t>RISCovým</w:t>
+      </w:r>
+      <w:proofErr w:type="spellEnd"/>
+      <w:r>
+        <w:t xml:space="preserve"> jádrem v jazyce VHDL. Obsažené výpočetní jádro bude implementovat omezenou architekturu instrukční sady RISC-V a bude spouštět kód nahraný prostřednictvím externího programátoru. Dále bude </w:t>
+      </w:r>
+      <w:proofErr w:type="spellStart"/>
+      <w:r>
+        <w:t>SoC</w:t>
+      </w:r>
+      <w:proofErr w:type="spellEnd"/>
+      <w:r>
+        <w:t xml:space="preserve"> obsahovat řadiče vstupně/výstupních periferií (GPIO, UART</w:t>
       </w:r>
       <w:r>
         <w:t>, SPI</w:t>
@@ -1025,13 +1057,500 @@
       <w:pPr>
         <w:pStyle w:val="Nezaazovannadpis"/>
       </w:pPr>
+      <w:proofErr w:type="spellStart"/>
       <w:r>
         <w:t>Summary</w:t>
       </w:r>
-    </w:p>
-    <w:p>
-      <w:r>
-        <w:t>The aim of the work is to design a synthesizable system on chip (SoC) with a RISC core in VHDL. The included computing core will implement a limited RISC-V instruction set architecture and will run code loaded via an external programmer. Furthermore, the SoC will contain input/output peripheral controllers (GPIO, UART) and possibly other components mapped to a common address space. The SoC will be designed with future expandability in mind, including possible pipelining. The graduation thesis will be an extension of the student's previous year's thesis.</w:t>
+      <w:proofErr w:type="spellEnd"/>
+    </w:p>
+    <w:p>
+      <w:proofErr w:type="spellStart"/>
+      <w:r>
+        <w:t>The</w:t>
+      </w:r>
+      <w:proofErr w:type="spellEnd"/>
+      <w:r>
+        <w:t xml:space="preserve"> </w:t>
+      </w:r>
+      <w:proofErr w:type="spellStart"/>
+      <w:r>
+        <w:t>aim</w:t>
+      </w:r>
+      <w:proofErr w:type="spellEnd"/>
+      <w:r>
+        <w:t xml:space="preserve"> </w:t>
+      </w:r>
+      <w:proofErr w:type="spellStart"/>
+      <w:r>
+        <w:t>of</w:t>
+      </w:r>
+      <w:proofErr w:type="spellEnd"/>
+      <w:r>
+        <w:t xml:space="preserve"> </w:t>
+      </w:r>
+      <w:proofErr w:type="spellStart"/>
+      <w:r>
+        <w:t>the</w:t>
+      </w:r>
+      <w:proofErr w:type="spellEnd"/>
+      <w:r>
+        <w:t xml:space="preserve"> </w:t>
+      </w:r>
+      <w:proofErr w:type="spellStart"/>
+      <w:r>
+        <w:t>work</w:t>
+      </w:r>
+      <w:proofErr w:type="spellEnd"/>
+      <w:r>
+        <w:t xml:space="preserve"> </w:t>
+      </w:r>
+      <w:proofErr w:type="spellStart"/>
+      <w:r>
+        <w:t>is</w:t>
+      </w:r>
+      <w:proofErr w:type="spellEnd"/>
+      <w:r>
+        <w:t xml:space="preserve"> to design a </w:t>
+      </w:r>
+      <w:proofErr w:type="spellStart"/>
+      <w:r>
+        <w:t>synthesizable</w:t>
+      </w:r>
+      <w:proofErr w:type="spellEnd"/>
+      <w:r>
+        <w:t xml:space="preserve"> </w:t>
+      </w:r>
+      <w:proofErr w:type="spellStart"/>
+      <w:r>
+        <w:t>system</w:t>
+      </w:r>
+      <w:proofErr w:type="spellEnd"/>
+      <w:r>
+        <w:t xml:space="preserve"> on chip (</w:t>
+      </w:r>
+      <w:proofErr w:type="spellStart"/>
+      <w:r>
+        <w:t>SoC</w:t>
+      </w:r>
+      <w:proofErr w:type="spellEnd"/>
+      <w:r>
+        <w:t xml:space="preserve">) </w:t>
+      </w:r>
+      <w:proofErr w:type="spellStart"/>
+      <w:r>
+        <w:t>with</w:t>
+      </w:r>
+      <w:proofErr w:type="spellEnd"/>
+      <w:r>
+        <w:t xml:space="preserve"> a RISC </w:t>
+      </w:r>
+      <w:proofErr w:type="spellStart"/>
+      <w:r>
+        <w:t>core</w:t>
+      </w:r>
+      <w:proofErr w:type="spellEnd"/>
+      <w:r>
+        <w:t xml:space="preserve"> in VHDL. </w:t>
+      </w:r>
+      <w:proofErr w:type="spellStart"/>
+      <w:r>
+        <w:t>The</w:t>
+      </w:r>
+      <w:proofErr w:type="spellEnd"/>
+      <w:r>
+        <w:t xml:space="preserve"> </w:t>
+      </w:r>
+      <w:proofErr w:type="spellStart"/>
+      <w:r>
+        <w:t>included</w:t>
+      </w:r>
+      <w:proofErr w:type="spellEnd"/>
+      <w:r>
+        <w:t xml:space="preserve"> </w:t>
+      </w:r>
+      <w:proofErr w:type="spellStart"/>
+      <w:r>
+        <w:t>computing</w:t>
+      </w:r>
+      <w:proofErr w:type="spellEnd"/>
+      <w:r>
+        <w:t xml:space="preserve"> </w:t>
+      </w:r>
+      <w:proofErr w:type="spellStart"/>
+      <w:r>
+        <w:t>core</w:t>
+      </w:r>
+      <w:proofErr w:type="spellEnd"/>
+      <w:r>
+        <w:t xml:space="preserve"> </w:t>
+      </w:r>
+      <w:proofErr w:type="spellStart"/>
+      <w:r>
+        <w:t>will</w:t>
+      </w:r>
+      <w:proofErr w:type="spellEnd"/>
+      <w:r>
+        <w:t xml:space="preserve"> </w:t>
+      </w:r>
+      <w:proofErr w:type="spellStart"/>
+      <w:r>
+        <w:t>implement</w:t>
+      </w:r>
+      <w:proofErr w:type="spellEnd"/>
+      <w:r>
+        <w:t xml:space="preserve"> a limited RISC-V </w:t>
+      </w:r>
+      <w:proofErr w:type="spellStart"/>
+      <w:r>
+        <w:t>instruction</w:t>
+      </w:r>
+      <w:proofErr w:type="spellEnd"/>
+      <w:r>
+        <w:t xml:space="preserve"> set </w:t>
+      </w:r>
+      <w:proofErr w:type="spellStart"/>
+      <w:r>
+        <w:t>architecture</w:t>
+      </w:r>
+      <w:proofErr w:type="spellEnd"/>
+      <w:r>
+        <w:t xml:space="preserve"> and </w:t>
+      </w:r>
+      <w:proofErr w:type="spellStart"/>
+      <w:r>
+        <w:t>will</w:t>
+      </w:r>
+      <w:proofErr w:type="spellEnd"/>
+      <w:r>
+        <w:t xml:space="preserve"> run </w:t>
+      </w:r>
+      <w:proofErr w:type="spellStart"/>
+      <w:r>
+        <w:t>code</w:t>
+      </w:r>
+      <w:proofErr w:type="spellEnd"/>
+      <w:r>
+        <w:t xml:space="preserve"> </w:t>
+      </w:r>
+      <w:proofErr w:type="spellStart"/>
+      <w:r>
+        <w:t>loaded</w:t>
+      </w:r>
+      <w:proofErr w:type="spellEnd"/>
+      <w:r>
+        <w:t xml:space="preserve"> via </w:t>
+      </w:r>
+      <w:proofErr w:type="spellStart"/>
+      <w:r>
+        <w:t>an</w:t>
+      </w:r>
+      <w:proofErr w:type="spellEnd"/>
+      <w:r>
+        <w:t xml:space="preserve"> </w:t>
+      </w:r>
+      <w:proofErr w:type="spellStart"/>
+      <w:r>
+        <w:t>external</w:t>
+      </w:r>
+      <w:proofErr w:type="spellEnd"/>
+      <w:r>
+        <w:t xml:space="preserve"> </w:t>
+      </w:r>
+      <w:proofErr w:type="spellStart"/>
+      <w:r>
+        <w:t>programmer</w:t>
+      </w:r>
+      <w:proofErr w:type="spellEnd"/>
+      <w:r>
+        <w:t xml:space="preserve">. </w:t>
+      </w:r>
+      <w:proofErr w:type="spellStart"/>
+      <w:r>
+        <w:t>Furthermore</w:t>
+      </w:r>
+      <w:proofErr w:type="spellEnd"/>
+      <w:r>
+        <w:t xml:space="preserve">, </w:t>
+      </w:r>
+      <w:proofErr w:type="spellStart"/>
+      <w:r>
+        <w:t>the</w:t>
+      </w:r>
+      <w:proofErr w:type="spellEnd"/>
+      <w:r>
+        <w:t xml:space="preserve"> </w:t>
+      </w:r>
+      <w:proofErr w:type="spellStart"/>
+      <w:r>
+        <w:t>SoC</w:t>
+      </w:r>
+      <w:proofErr w:type="spellEnd"/>
+      <w:r>
+        <w:t xml:space="preserve"> </w:t>
+      </w:r>
+      <w:proofErr w:type="spellStart"/>
+      <w:r>
+        <w:t>will</w:t>
+      </w:r>
+      <w:proofErr w:type="spellEnd"/>
+      <w:r>
+        <w:t xml:space="preserve"> </w:t>
+      </w:r>
+      <w:proofErr w:type="spellStart"/>
+      <w:r>
+        <w:t>contain</w:t>
+      </w:r>
+      <w:proofErr w:type="spellEnd"/>
+      <w:r>
+        <w:t xml:space="preserve"> input/output </w:t>
+      </w:r>
+      <w:proofErr w:type="spellStart"/>
+      <w:r>
+        <w:t>peripheral</w:t>
+      </w:r>
+      <w:proofErr w:type="spellEnd"/>
+      <w:r>
+        <w:t xml:space="preserve"> </w:t>
+      </w:r>
+      <w:proofErr w:type="spellStart"/>
+      <w:r>
+        <w:t>controllers</w:t>
+      </w:r>
+      <w:proofErr w:type="spellEnd"/>
+      <w:r>
+        <w:t xml:space="preserve"> (GPIO, UART) and </w:t>
+      </w:r>
+      <w:proofErr w:type="spellStart"/>
+      <w:r>
+        <w:t>possibly</w:t>
+      </w:r>
+      <w:proofErr w:type="spellEnd"/>
+      <w:r>
+        <w:t xml:space="preserve"> </w:t>
+      </w:r>
+      <w:proofErr w:type="spellStart"/>
+      <w:r>
+        <w:t>other</w:t>
+      </w:r>
+      <w:proofErr w:type="spellEnd"/>
+      <w:r>
+        <w:t xml:space="preserve"> </w:t>
+      </w:r>
+      <w:proofErr w:type="spellStart"/>
+      <w:r>
+        <w:t>components</w:t>
+      </w:r>
+      <w:proofErr w:type="spellEnd"/>
+      <w:r>
+        <w:t xml:space="preserve"> </w:t>
+      </w:r>
+      <w:proofErr w:type="spellStart"/>
+      <w:r>
+        <w:t>mapped</w:t>
+      </w:r>
+      <w:proofErr w:type="spellEnd"/>
+      <w:r>
+        <w:t xml:space="preserve"> to a </w:t>
+      </w:r>
+      <w:proofErr w:type="spellStart"/>
+      <w:r>
+        <w:t>common</w:t>
+      </w:r>
+      <w:proofErr w:type="spellEnd"/>
+      <w:r>
+        <w:t xml:space="preserve"> </w:t>
+      </w:r>
+      <w:proofErr w:type="spellStart"/>
+      <w:r>
+        <w:t>address</w:t>
+      </w:r>
+      <w:proofErr w:type="spellEnd"/>
+      <w:r>
+        <w:t xml:space="preserve"> </w:t>
+      </w:r>
+      <w:proofErr w:type="spellStart"/>
+      <w:r>
+        <w:t>space</w:t>
+      </w:r>
+      <w:proofErr w:type="spellEnd"/>
+      <w:r>
+        <w:t xml:space="preserve">. </w:t>
+      </w:r>
+      <w:proofErr w:type="spellStart"/>
+      <w:r>
+        <w:t>The</w:t>
+      </w:r>
+      <w:proofErr w:type="spellEnd"/>
+      <w:r>
+        <w:t xml:space="preserve"> </w:t>
+      </w:r>
+      <w:proofErr w:type="spellStart"/>
+      <w:r>
+        <w:t>SoC</w:t>
+      </w:r>
+      <w:proofErr w:type="spellEnd"/>
+      <w:r>
+        <w:t xml:space="preserve"> </w:t>
+      </w:r>
+      <w:proofErr w:type="spellStart"/>
+      <w:r>
+        <w:t>will</w:t>
+      </w:r>
+      <w:proofErr w:type="spellEnd"/>
+      <w:r>
+        <w:t xml:space="preserve"> </w:t>
+      </w:r>
+      <w:proofErr w:type="spellStart"/>
+      <w:r>
+        <w:t>be</w:t>
+      </w:r>
+      <w:proofErr w:type="spellEnd"/>
+      <w:r>
+        <w:t xml:space="preserve"> </w:t>
+      </w:r>
+      <w:proofErr w:type="spellStart"/>
+      <w:r>
+        <w:t>designed</w:t>
+      </w:r>
+      <w:proofErr w:type="spellEnd"/>
+      <w:r>
+        <w:t xml:space="preserve"> </w:t>
+      </w:r>
+      <w:proofErr w:type="spellStart"/>
+      <w:r>
+        <w:t>with</w:t>
+      </w:r>
+      <w:proofErr w:type="spellEnd"/>
+      <w:r>
+        <w:t xml:space="preserve"> </w:t>
+      </w:r>
+      <w:proofErr w:type="spellStart"/>
+      <w:r>
+        <w:t>future</w:t>
+      </w:r>
+      <w:proofErr w:type="spellEnd"/>
+      <w:r>
+        <w:t xml:space="preserve"> </w:t>
+      </w:r>
+      <w:proofErr w:type="spellStart"/>
+      <w:r>
+        <w:t>expandability</w:t>
+      </w:r>
+      <w:proofErr w:type="spellEnd"/>
+      <w:r>
+        <w:t xml:space="preserve"> in mind, </w:t>
+      </w:r>
+      <w:proofErr w:type="spellStart"/>
+      <w:r>
+        <w:t>including</w:t>
+      </w:r>
+      <w:proofErr w:type="spellEnd"/>
+      <w:r>
+        <w:t xml:space="preserve"> </w:t>
+      </w:r>
+      <w:proofErr w:type="spellStart"/>
+      <w:r>
+        <w:t>possible</w:t>
+      </w:r>
+      <w:proofErr w:type="spellEnd"/>
+      <w:r>
+        <w:t xml:space="preserve"> </w:t>
+      </w:r>
+      <w:proofErr w:type="spellStart"/>
+      <w:r>
+        <w:t>pipelining</w:t>
+      </w:r>
+      <w:proofErr w:type="spellEnd"/>
+      <w:r>
+        <w:t xml:space="preserve">. </w:t>
+      </w:r>
+      <w:proofErr w:type="spellStart"/>
+      <w:r>
+        <w:t>The</w:t>
+      </w:r>
+      <w:proofErr w:type="spellEnd"/>
+      <w:r>
+        <w:t xml:space="preserve"> </w:t>
+      </w:r>
+      <w:proofErr w:type="spellStart"/>
+      <w:r>
+        <w:t>graduation</w:t>
+      </w:r>
+      <w:proofErr w:type="spellEnd"/>
+      <w:r>
+        <w:t xml:space="preserve"> thesis </w:t>
+      </w:r>
+      <w:proofErr w:type="spellStart"/>
+      <w:r>
+        <w:t>will</w:t>
+      </w:r>
+      <w:proofErr w:type="spellEnd"/>
+      <w:r>
+        <w:t xml:space="preserve"> </w:t>
+      </w:r>
+      <w:proofErr w:type="spellStart"/>
+      <w:r>
+        <w:t>be</w:t>
+      </w:r>
+      <w:proofErr w:type="spellEnd"/>
+      <w:r>
+        <w:t xml:space="preserve"> </w:t>
+      </w:r>
+      <w:proofErr w:type="spellStart"/>
+      <w:r>
+        <w:t>an</w:t>
+      </w:r>
+      <w:proofErr w:type="spellEnd"/>
+      <w:r>
+        <w:t xml:space="preserve"> </w:t>
+      </w:r>
+      <w:proofErr w:type="spellStart"/>
+      <w:r>
+        <w:t>extension</w:t>
+      </w:r>
+      <w:proofErr w:type="spellEnd"/>
+      <w:r>
+        <w:t xml:space="preserve"> </w:t>
+      </w:r>
+      <w:proofErr w:type="spellStart"/>
+      <w:r>
+        <w:t>of</w:t>
+      </w:r>
+      <w:proofErr w:type="spellEnd"/>
+      <w:r>
+        <w:t xml:space="preserve"> </w:t>
+      </w:r>
+      <w:proofErr w:type="spellStart"/>
+      <w:r>
+        <w:t>the</w:t>
+      </w:r>
+      <w:proofErr w:type="spellEnd"/>
+      <w:r>
+        <w:t xml:space="preserve"> </w:t>
+      </w:r>
+      <w:proofErr w:type="spellStart"/>
+      <w:r>
+        <w:t>student's</w:t>
+      </w:r>
+      <w:proofErr w:type="spellEnd"/>
+      <w:r>
+        <w:t xml:space="preserve"> </w:t>
+      </w:r>
+      <w:proofErr w:type="spellStart"/>
+      <w:r>
+        <w:t>previous</w:t>
+      </w:r>
+      <w:proofErr w:type="spellEnd"/>
+      <w:r>
+        <w:t xml:space="preserve"> </w:t>
+      </w:r>
+      <w:proofErr w:type="spellStart"/>
+      <w:r>
+        <w:t>year's</w:t>
+      </w:r>
+      <w:proofErr w:type="spellEnd"/>
+      <w:r>
+        <w:t xml:space="preserve"> thesis.</w:t>
       </w:r>
     </w:p>
     <w:p>
@@ -1065,7 +1584,7 @@
           <w:rPr>
             <w:noProof/>
           </w:rPr>
-          <w:t>06.03.2026</w:t>
+          <w:t>08.03.2026</w:t>
         </w:r>
       </w:fldSimple>
       <w:r>
@@ -5033,7 +5552,15 @@
     </w:p>
     <w:p>
       <w:r>
-        <w:t xml:space="preserve">Procesor je jednocyklový a je založen na open-source instrukční sadě RISC-V </w:t>
+        <w:t xml:space="preserve">Procesor je </w:t>
+      </w:r>
+      <w:proofErr w:type="spellStart"/>
+      <w:r>
+        <w:t>jednocyklový</w:t>
+      </w:r>
+      <w:proofErr w:type="spellEnd"/>
+      <w:r>
+        <w:t xml:space="preserve"> a je založen na open-source instrukční sadě RISC-V </w:t>
       </w:r>
       <w:sdt>
         <w:sdtPr>
@@ -5081,7 +5608,15 @@
         <w:t xml:space="preserve">. Instrukční sada byla zjednodušena na </w:t>
       </w:r>
       <w:r>
-        <w:t xml:space="preserve">tzv. picoRISC-V která má </w:t>
+        <w:t xml:space="preserve">tzv. </w:t>
+      </w:r>
+      <w:proofErr w:type="spellStart"/>
+      <w:r>
+        <w:t>picoRISC</w:t>
+      </w:r>
+      <w:proofErr w:type="spellEnd"/>
+      <w:r>
+        <w:t xml:space="preserve">-V která má </w:t>
       </w:r>
       <w:r>
         <w:t xml:space="preserve">jedenáct základních instrukcí podle vzoru přednášky Ing. Michala Štěpanovského, Ph.D. </w:t>
@@ -5177,7 +5712,31 @@
         </w:numPr>
       </w:pPr>
       <w:r>
-        <w:t>Aritmeticko-logické instrukce (add, addi, sub, and, or, slt)</w:t>
+        <w:t>Aritmeticko-logické instrukce (</w:t>
+      </w:r>
+      <w:proofErr w:type="spellStart"/>
+      <w:r>
+        <w:t>add</w:t>
+      </w:r>
+      <w:proofErr w:type="spellEnd"/>
+      <w:r>
+        <w:t xml:space="preserve">, addi, sub, and, </w:t>
+      </w:r>
+      <w:proofErr w:type="spellStart"/>
+      <w:r>
+        <w:t>or</w:t>
+      </w:r>
+      <w:proofErr w:type="spellEnd"/>
+      <w:r>
+        <w:t xml:space="preserve">, </w:t>
+      </w:r>
+      <w:proofErr w:type="spellStart"/>
+      <w:r>
+        <w:t>slt</w:t>
+      </w:r>
+      <w:proofErr w:type="spellEnd"/>
+      <w:r>
+        <w:t>)</w:t>
       </w:r>
     </w:p>
     <w:p>
@@ -5189,7 +5748,15 @@
         </w:numPr>
       </w:pPr>
       <w:r>
-        <w:t>skoky (jal, jalr)</w:t>
+        <w:t xml:space="preserve">skoky (jal, </w:t>
+      </w:r>
+      <w:proofErr w:type="spellStart"/>
+      <w:r>
+        <w:t>jalr</w:t>
+      </w:r>
+      <w:proofErr w:type="spellEnd"/>
+      <w:r>
+        <w:t>)</w:t>
       </w:r>
     </w:p>
     <w:p>
@@ -5201,7 +5768,15 @@
         </w:numPr>
       </w:pPr>
       <w:r>
-        <w:t>Podmíněný skok (beq)</w:t>
+        <w:t>Podmíněný skok (</w:t>
+      </w:r>
+      <w:proofErr w:type="spellStart"/>
+      <w:r>
+        <w:t>beq</w:t>
+      </w:r>
+      <w:proofErr w:type="spellEnd"/>
+      <w:r>
+        <w:t>)</w:t>
       </w:r>
     </w:p>
     <w:p>
@@ -5768,7 +6343,31 @@
     </w:p>
     <w:p>
       <w:r>
-        <w:t>Kód bude psán ve VHDL v Sigasi Visual HDL (VS Code)</w:t>
+        <w:t xml:space="preserve">Kód bude psán ve VHDL v </w:t>
+      </w:r>
+      <w:proofErr w:type="spellStart"/>
+      <w:r>
+        <w:t>Sigasi</w:t>
+      </w:r>
+      <w:proofErr w:type="spellEnd"/>
+      <w:r>
+        <w:t xml:space="preserve"> </w:t>
+      </w:r>
+      <w:proofErr w:type="spellStart"/>
+      <w:r>
+        <w:t>Visual</w:t>
+      </w:r>
+      <w:proofErr w:type="spellEnd"/>
+      <w:r>
+        <w:t xml:space="preserve"> HDL (VS </w:t>
+      </w:r>
+      <w:proofErr w:type="spellStart"/>
+      <w:r>
+        <w:t>Code</w:t>
+      </w:r>
+      <w:proofErr w:type="spellEnd"/>
+      <w:r>
+        <w:t>)</w:t>
       </w:r>
       <w:sdt>
         <w:sdtPr>
@@ -5850,7 +6449,15 @@
         </w:rPr>
       </w:pPr>
       <w:r>
-        <w:t xml:space="preserve">Procesor bude taktován na frekvencí 50 MHz, shodnou s hodinovým signálem na vývojové desce. Bude jednocyklový, takže všechny fáze instrukce (IF, OF, EX …) musí být dokončeny během jednoho taktu. </w:t>
+        <w:t xml:space="preserve">Procesor bude taktován na frekvencí 50 MHz, shodnou s hodinovým signálem na vývojové desce. Bude </w:t>
+      </w:r>
+      <w:proofErr w:type="spellStart"/>
+      <w:r>
+        <w:t>jednocyklový</w:t>
+      </w:r>
+      <w:proofErr w:type="spellEnd"/>
+      <w:r>
+        <w:t xml:space="preserve">, takže všechny fáze instrukce (IF, OF, EX …) musí být dokončeny během jednoho taktu. </w:t>
       </w:r>
       <w:r>
         <w:t>Maximální frekvenci zkontroluji pomocí nástroje Xilinx ISE a případně upravím.</w:t>
@@ -5897,7 +6504,23 @@
     </w:p>
     <w:p>
       <w:r>
-        <w:t xml:space="preserve">Návrh bude využívat blokové paměti (BRAM) pro instrukční a datovou paměť. Díky čemu budu šetřit logické zdroje (Slices/LUTs), </w:t>
+        <w:t>Návrh bude využívat blokové paměti (BRAM) pro instrukční a datovou paměť. Díky čemu budu šetřit logické zdroje (</w:t>
+      </w:r>
+      <w:proofErr w:type="spellStart"/>
+      <w:r>
+        <w:t>Slices</w:t>
+      </w:r>
+      <w:proofErr w:type="spellEnd"/>
+      <w:r>
+        <w:t>/</w:t>
+      </w:r>
+      <w:proofErr w:type="spellStart"/>
+      <w:r>
+        <w:t>LUTs</w:t>
+      </w:r>
+      <w:proofErr w:type="spellEnd"/>
+      <w:r>
+        <w:t xml:space="preserve">), </w:t>
       </w:r>
       <w:r>
         <w:t>na výpočetní logiku procesoru.</w:t>
@@ -5954,8 +6577,29 @@
         </w:sdtContent>
       </w:sdt>
       <w:r>
-        <w:t>, což je customizovatelný mikrokontrolér implementující RISC-V ve VHDL. Podařilo se mi rovněž najít prezentaci od pana Corrada Santoro</w:t>
-      </w:r>
+        <w:t xml:space="preserve">, což je </w:t>
+      </w:r>
+      <w:proofErr w:type="spellStart"/>
+      <w:r>
+        <w:t>customizovatelný</w:t>
+      </w:r>
+      <w:proofErr w:type="spellEnd"/>
+      <w:r>
+        <w:t xml:space="preserve"> </w:t>
+      </w:r>
+      <w:proofErr w:type="spellStart"/>
+      <w:r>
+        <w:t>mikrokontrolér</w:t>
+      </w:r>
+      <w:proofErr w:type="spellEnd"/>
+      <w:r>
+        <w:t xml:space="preserve"> implementující RISC-V ve VHDL. Podařilo se mi rovněž najít prezentaci od pana Corrada </w:t>
+      </w:r>
+      <w:proofErr w:type="spellStart"/>
+      <w:r>
+        <w:t>Santoro</w:t>
+      </w:r>
+      <w:proofErr w:type="spellEnd"/>
       <w:sdt>
         <w:sdtPr>
           <w:id w:val="672838857"/>
@@ -5989,7 +6633,23 @@
         </w:sdtContent>
       </w:sdt>
       <w:r>
-        <w:t>, kde implementuje jednocyklový procesor v VHDL, porovnatelný s mým řešením z minulého roku. Pan Santoro přistupuje k návrhu procesoru z pohledu stavového automatu, zatímco já na něj pohlížím jako na strukturovaný program. Nepovažuji žádné z těchto řešení za od základu špatné a jeho přístup mi pomohl nahlédnout na problematiku z jiného úhlu pohledu.</w:t>
+        <w:t xml:space="preserve">, kde implementuje </w:t>
+      </w:r>
+      <w:proofErr w:type="spellStart"/>
+      <w:r>
+        <w:t>jednocyklový</w:t>
+      </w:r>
+      <w:proofErr w:type="spellEnd"/>
+      <w:r>
+        <w:t xml:space="preserve"> procesor v VHDL, porovnatelný s mým řešením z minulého roku. Pan </w:t>
+      </w:r>
+      <w:proofErr w:type="spellStart"/>
+      <w:r>
+        <w:t>Santoro</w:t>
+      </w:r>
+      <w:proofErr w:type="spellEnd"/>
+      <w:r>
+        <w:t xml:space="preserve"> přistupuje k návrhu procesoru z pohledu stavového automatu, zatímco já na něj pohlížím jako na strukturovaný program. Nepovažuji žádné z těchto řešení za od základu špatné a jeho přístup mi pomohl nahlédnout na problematiku z jiného úhlu pohledu.</w:t>
       </w:r>
     </w:p>
     <w:p>
@@ -6026,8 +6686,13 @@
         <w:t>Procesor bude mít jednoduchý řadič přerušení bez nastavitelné priority a podpory preempce. Bude mít 8 vektorů přerušení na mapovaných do paměti programu</w:t>
       </w:r>
       <w:r>
-        <w:t>, konkrétní adresace je vypsána v kapitole impementace</w:t>
-      </w:r>
+        <w:t xml:space="preserve">, konkrétní adresace je vypsána v kapitole </w:t>
+      </w:r>
+      <w:proofErr w:type="spellStart"/>
+      <w:r>
+        <w:t>impementace</w:t>
+      </w:r>
+      <w:proofErr w:type="spellEnd"/>
       <w:r>
         <w:t>. V paměti dat budou namapovány příznak přerušení, aby mohl program jednoduše restartovat příznak například na konci obsluhy přerušení. Procesor bude mít globální příznak přerušení, který zablokuje přijímání nových přerušení v případě, že již jedno probíhá. Je tedy přímo závislý na stavu příznaku přerušení. Procesor také musí ukládat návratovou adresu, která se prozatím bude ukládat do speciálního registru v řadiči. Do budoucna by měla být tato adresa ukládána na zásobník, ten však v aktuální verzi procesoru není implementován. Zavedení zásobníku je jedním z nejvhodnějších rozšíření pro další vývoj.</w:t>
       </w:r>
@@ -6298,8 +6963,13 @@
         <w:t xml:space="preserve"> </w:t>
       </w:r>
       <w:r>
-        <w:t>a nastavování flags</w:t>
-      </w:r>
+        <w:t xml:space="preserve">a nastavování </w:t>
+      </w:r>
+      <w:proofErr w:type="spellStart"/>
+      <w:r>
+        <w:t>flags</w:t>
+      </w:r>
+      <w:proofErr w:type="spellEnd"/>
       <w:r>
         <w:t xml:space="preserve">. Tohle rozhodnutí zmenší maximální velikost paměti dat na polovinu, ale ta stejně v aktuální designu používá pouze </w:t>
       </w:r>
@@ -6379,7 +7049,13 @@
         <w:t xml:space="preserve"> mož</w:t>
       </w:r>
       <w:r>
-        <w:t xml:space="preserve">ná periferie jedná se pouze o pin který se dá nastavit jako vstupní nebo výstupní. Tyto piny jsou univerzální se hodí na připojení jednoduchých komponent jako je LED dioda nebo tlačítko ale dají se v rámci programu použít i na simulaci UART sběrnice a další. </w:t>
+        <w:t xml:space="preserve">ná periferie jedná se pouze o pin který se dá nastavit jako vstupní nebo výstupní. Tyto piny jsou univerzální </w:t>
+      </w:r>
+      <w:r>
+        <w:t xml:space="preserve">a </w:t>
+      </w:r>
+      <w:r>
+        <w:t xml:space="preserve">se hodí na připojení jednoduchých komponent jako je LED dioda nebo tlačítko ale dají se v rámci programu použít i na simulaci UART sběrnice a další. </w:t>
       </w:r>
       <w:r>
         <w:t xml:space="preserve">Jako </w:t>
@@ -6400,7 +7076,13 @@
         <w:t xml:space="preserve">Accessory Header </w:t>
       </w:r>
       <w:r>
-        <w:t>piny, k</w:t>
+        <w:t>piny</w:t>
+      </w:r>
+      <w:r>
+        <w:t xml:space="preserve"> na integrované na desce</w:t>
+      </w:r>
+      <w:r>
+        <w:t>, k</w:t>
       </w:r>
       <w:r>
         <w:t xml:space="preserve">teré každý mají 4 </w:t>
@@ -6458,7 +7140,15 @@
         <w:t xml:space="preserve">UART je základní sběrnice pro sériovou komunikaci od které jsou odvozeny další jako například sběrnice RS232. </w:t>
       </w:r>
       <w:r>
-        <w:t xml:space="preserve">UART bude zapojen do J4 Accessory Headru </w:t>
+        <w:t xml:space="preserve">UART bude zapojen do J4 Accessory </w:t>
+      </w:r>
+      <w:proofErr w:type="spellStart"/>
+      <w:r>
+        <w:t>Headru</w:t>
+      </w:r>
+      <w:proofErr w:type="spellEnd"/>
+      <w:r>
+        <w:t xml:space="preserve"> </w:t>
       </w:r>
       <w:r>
         <w:t xml:space="preserve">konkrétně pin FX2_IO9 pro Rx a FX2_IO10 pro Tx. Bude naimplementován </w:t>
@@ -6467,7 +7157,15 @@
         <w:t>se</w:t>
       </w:r>
       <w:r>
-        <w:t xml:space="preserve"> standartním baud ratem 96OO, </w:t>
+        <w:t xml:space="preserve"> standartním baud </w:t>
+      </w:r>
+      <w:proofErr w:type="spellStart"/>
+      <w:r>
+        <w:t>ratem</w:t>
+      </w:r>
+      <w:proofErr w:type="spellEnd"/>
+      <w:r>
+        <w:t xml:space="preserve"> 96OO, </w:t>
       </w:r>
       <w:r>
         <w:t>osm</w:t>
@@ -6579,7 +7277,13 @@
         <w:t xml:space="preserve"> </w:t>
       </w:r>
       <w:r>
-        <w:t xml:space="preserve">Zároveň to že je sběrnice připravena na míru flash zkrátí finální bootloader program, který by měl být co nejkratší aby pro uživatele zbylo co nejvíce volného místa v paměti. </w:t>
+        <w:t xml:space="preserve">Zároveň to že je sběrnice připravena na míru flash zkrátí finální bootloader program, který by měl být co </w:t>
+      </w:r>
+      <w:r>
+        <w:t>nejkratší,</w:t>
+      </w:r>
+      <w:r>
+        <w:t xml:space="preserve"> aby pro uživatele zbylo co nejvíce volného místa v paměti. </w:t>
       </w:r>
       <w:r>
         <w:t>Sběrnice b</w:t>
@@ -6695,7 +7399,15 @@
         <w:t xml:space="preserve"> JTAG</w:t>
       </w:r>
       <w:r>
-        <w:t xml:space="preserve"> chain integrovaného na desce</w:t>
+        <w:t xml:space="preserve"> </w:t>
+      </w:r>
+      <w:proofErr w:type="spellStart"/>
+      <w:r>
+        <w:t>chain</w:t>
+      </w:r>
+      <w:proofErr w:type="spellEnd"/>
+      <w:r>
+        <w:t xml:space="preserve"> integrovaného na desce</w:t>
       </w:r>
       <w:r>
         <w:t xml:space="preserve"> a poté je jen přes SPI nahrát do RAM procesoru</w:t>
@@ -6820,8 +7532,13 @@
         <w:t>Mazání sektoru flash paměti</w:t>
       </w:r>
       <w:r>
-        <w:t xml:space="preserve"> vybraného uživatelem v arduinu</w:t>
-      </w:r>
+        <w:t xml:space="preserve"> vybraného uživatelem v </w:t>
+      </w:r>
+      <w:proofErr w:type="spellStart"/>
+      <w:r>
+        <w:t>arduinu</w:t>
+      </w:r>
+      <w:proofErr w:type="spellEnd"/>
     </w:p>
     <w:p>
       <w:pPr>
@@ -6886,7 +7603,15 @@
         <w:t xml:space="preserve"> do RAM procesoru</w:t>
       </w:r>
       <w:r>
-        <w:t xml:space="preserve"> a spuštšní programu</w:t>
+        <w:t xml:space="preserve"> a </w:t>
+      </w:r>
+      <w:proofErr w:type="spellStart"/>
+      <w:r>
+        <w:t>spuštšní</w:t>
+      </w:r>
+      <w:proofErr w:type="spellEnd"/>
+      <w:r>
+        <w:t xml:space="preserve"> programu</w:t>
       </w:r>
       <w:r>
         <w:t xml:space="preserve"> </w:t>
@@ -7036,7 +7761,15 @@
         <w:t>obraz,</w:t>
       </w:r>
       <w:r>
-        <w:t xml:space="preserve"> který půjde jednoduše nahrát do arduina a poslat procesoru</w:t>
+        <w:t xml:space="preserve"> který půjde jednoduše nahrát do </w:t>
+      </w:r>
+      <w:proofErr w:type="spellStart"/>
+      <w:r>
+        <w:t>arduina</w:t>
+      </w:r>
+      <w:proofErr w:type="spellEnd"/>
+      <w:r>
+        <w:t xml:space="preserve"> a poslat procesoru</w:t>
       </w:r>
       <w:r>
         <w:t xml:space="preserve">. </w:t>
@@ -7143,7 +7876,19 @@
         <w:t>Následující kapitola se věnuje praktické realizaci navrženého procesoru</w:t>
       </w:r>
       <w:r>
-        <w:t xml:space="preserve">. Implementace je rozdělena na 3 části: řízení periferií a přerušení, periferie, zápis do paměti instrukcí. </w:t>
+        <w:t xml:space="preserve">. Implementace je rozdělena na </w:t>
+      </w:r>
+      <w:r>
+        <w:t>4</w:t>
+      </w:r>
+      <w:r>
+        <w:t xml:space="preserve"> části: řízení periferií a přerušení, periferie, zápis do paměti instrukcí</w:t>
+      </w:r>
+      <w:r>
+        <w:t xml:space="preserve"> a doplňkové aspekty implementace</w:t>
+      </w:r>
+      <w:r>
+        <w:t xml:space="preserve">. </w:t>
       </w:r>
     </w:p>
     <w:p>
@@ -7326,10 +8071,26 @@
         <w:t xml:space="preserve"> </w:t>
       </w:r>
       <w:r>
-        <w:t xml:space="preserve">(interrupt request register) </w:t>
-      </w:r>
-      <w:r>
-        <w:t>IMR (interrupt mask register)</w:t>
+        <w:t xml:space="preserve">(interrupt </w:t>
+      </w:r>
+      <w:proofErr w:type="spellStart"/>
+      <w:r>
+        <w:t>request</w:t>
+      </w:r>
+      <w:proofErr w:type="spellEnd"/>
+      <w:r>
+        <w:t xml:space="preserve"> register) </w:t>
+      </w:r>
+      <w:r>
+        <w:t xml:space="preserve">IMR (interrupt </w:t>
+      </w:r>
+      <w:proofErr w:type="spellStart"/>
+      <w:r>
+        <w:t>mask</w:t>
+      </w:r>
+      <w:proofErr w:type="spellEnd"/>
+      <w:r>
+        <w:t xml:space="preserve"> register)</w:t>
       </w:r>
       <w:r>
         <w:t>, IVR (interrupt vector register)</w:t>
@@ -8022,213 +8783,210 @@
           <w:color w:val="000000" w:themeColor="text1"/>
           <w:lang w:val="en-US"/>
         </w:rPr>
-        <w:t xml:space="preserve">, </w:t>
+        <w:t xml:space="preserve">, sector erase a status </w:t>
       </w:r>
       <w:r>
         <w:rPr>
           <w:color w:val="000000" w:themeColor="text1"/>
           <w:lang w:val="en-US"/>
         </w:rPr>
-        <w:t>sector erase a</w:t>
+        <w:t>register</w:t>
       </w:r>
       <w:r>
         <w:rPr>
           <w:color w:val="000000" w:themeColor="text1"/>
           <w:lang w:val="en-US"/>
         </w:rPr>
-        <w:t xml:space="preserve"> status </w:t>
+        <w:t xml:space="preserve"> </w:t>
       </w:r>
       <w:r>
         <w:rPr>
           <w:color w:val="000000" w:themeColor="text1"/>
           <w:lang w:val="en-US"/>
         </w:rPr>
-        <w:t>register</w:t>
+        <w:t>read</w:t>
       </w:r>
       <w:r>
         <w:rPr>
           <w:color w:val="000000" w:themeColor="text1"/>
-          <w:lang w:val="en-US"/>
-        </w:rPr>
+        </w:rPr>
+        <w:t>. Obvod je popsán</w:t>
+      </w:r>
+      <w:r>
         <w:t xml:space="preserve"> </w:t>
       </w:r>
       <w:r>
+        <w:t>jako stavový automat konkrétně má stavy (</w:t>
+      </w:r>
+      <w:r>
+        <w:t>IDLE,</w:t>
+      </w:r>
+      <w:r>
+        <w:t xml:space="preserve"> </w:t>
+      </w:r>
+      <w:r>
+        <w:t>SEND_CMD,</w:t>
+      </w:r>
+      <w:r>
+        <w:t xml:space="preserve"> </w:t>
+      </w:r>
+      <w:r>
+        <w:t xml:space="preserve">SEND_ADDR, READ_LOOP, WRITE_LOOP, WRITE_WAIT, READ_WAIT, CLEANUP) </w:t>
+      </w:r>
+      <w:r>
         <w:rPr>
           <w:color w:val="000000" w:themeColor="text1"/>
-          <w:lang w:val="en-US"/>
+        </w:rPr>
+        <w:t>mezi</w:t>
+      </w:r>
+      <w:r>
+        <w:rPr>
+          <w:color w:val="000000" w:themeColor="text1"/>
+        </w:rPr>
+        <w:t xml:space="preserve"> stavy přepíná na základě vybraného příkazu</w:t>
+      </w:r>
+      <w:r>
+        <w:rPr>
+          <w:color w:val="000000" w:themeColor="text1"/>
+        </w:rPr>
+        <w:t xml:space="preserve"> flash</w:t>
+      </w:r>
+      <w:r>
+        <w:rPr>
+          <w:color w:val="000000" w:themeColor="text1"/>
+        </w:rPr>
+        <w:t xml:space="preserve">. </w:t>
+      </w:r>
+      <w:r>
+        <w:rPr>
+          <w:color w:val="000000" w:themeColor="text1"/>
+        </w:rPr>
+        <w:t>Dále následuje popis průchodu stavový automatem jednotlivých instrukcí</w:t>
+      </w:r>
+      <w:r>
+        <w:rPr>
+          <w:color w:val="000000" w:themeColor="text1"/>
+        </w:rPr>
+        <w:t>.</w:t>
+      </w:r>
+      <w:r>
+        <w:rPr>
+          <w:color w:val="000000" w:themeColor="text1"/>
+        </w:rPr>
+        <w:t xml:space="preserve"> </w:t>
+      </w:r>
+    </w:p>
+    <w:p>
+      <w:pPr>
+        <w:rPr>
+          <w:color w:val="000000" w:themeColor="text1"/>
+        </w:rPr>
+      </w:pPr>
+      <w:r>
+        <w:rPr>
+          <w:color w:val="000000" w:themeColor="text1"/>
+        </w:rPr>
+        <w:t>Všechny instrukce začínají v stavu IDEL poté jakmile přijde signál od procesoru, že mají začít komunikaci tak se do posuvného registru uloží konkrétní příkaz pro funkci a přepne se stav do SEND_CMD. V tomto stavu se pošle příkaz do flash paměti a od tohoto bodu se začínají instrukce rozdělovat.</w:t>
+      </w:r>
+    </w:p>
+    <w:p>
+      <w:pPr>
+        <w:ind w:firstLine="708"/>
+        <w:rPr>
+          <w:color w:val="000000" w:themeColor="text1"/>
+        </w:rPr>
+      </w:pPr>
+      <w:r>
+        <w:rPr>
+          <w:color w:val="000000" w:themeColor="text1"/>
+        </w:rPr>
+        <w:t>Write enable:</w:t>
+      </w:r>
+    </w:p>
+    <w:p>
+      <w:pPr>
+        <w:ind w:left="708" w:firstLine="708"/>
+        <w:rPr>
+          <w:color w:val="000000" w:themeColor="text1"/>
+        </w:rPr>
+      </w:pPr>
+      <w:r>
+        <w:rPr>
+          <w:color w:val="000000" w:themeColor="text1"/>
+        </w:rPr>
+        <w:t>S</w:t>
+      </w:r>
+      <w:r>
+        <w:rPr>
+          <w:color w:val="000000" w:themeColor="text1"/>
+        </w:rPr>
+        <w:t>EDN_CMD stavem končí a jde hned na CLEANUP</w:t>
+      </w:r>
+      <w:r>
+        <w:rPr>
+          <w:color w:val="000000" w:themeColor="text1"/>
+        </w:rPr>
+        <w:t>.</w:t>
+      </w:r>
+      <w:r>
+        <w:rPr>
+          <w:color w:val="000000" w:themeColor="text1"/>
+        </w:rPr>
+        <w:t xml:space="preserve"> </w:t>
+      </w:r>
+      <w:r>
+        <w:rPr>
+          <w:color w:val="000000" w:themeColor="text1"/>
+        </w:rPr>
+        <w:t>F</w:t>
+      </w:r>
+      <w:r>
+        <w:rPr>
+          <w:color w:val="000000" w:themeColor="text1"/>
+        </w:rPr>
+        <w:t xml:space="preserve">lash ho zaznamenala povolila zápis. </w:t>
+      </w:r>
+    </w:p>
+    <w:p>
+      <w:pPr>
+        <w:ind w:left="565"/>
+        <w:rPr>
+          <w:color w:val="000000" w:themeColor="text1"/>
+        </w:rPr>
+      </w:pPr>
+      <w:r>
+        <w:rPr>
+          <w:color w:val="000000" w:themeColor="text1"/>
+        </w:rPr>
+        <w:t>Tento příkaz je potřeba poslat před každým writem a sector erasem.</w:t>
+      </w:r>
+    </w:p>
+    <w:p>
+      <w:pPr>
+        <w:ind w:firstLine="708"/>
+        <w:rPr>
+          <w:color w:val="000000" w:themeColor="text1"/>
+        </w:rPr>
+      </w:pPr>
+      <w:r>
+        <w:rPr>
+          <w:color w:val="000000" w:themeColor="text1"/>
+        </w:rPr>
+        <w:t xml:space="preserve">Status register </w:t>
+      </w:r>
+      <w:proofErr w:type="spellStart"/>
+      <w:r>
+        <w:rPr>
+          <w:color w:val="000000" w:themeColor="text1"/>
         </w:rPr>
         <w:t>read</w:t>
       </w:r>
+      <w:proofErr w:type="spellEnd"/>
       <w:r>
         <w:rPr>
           <w:color w:val="000000" w:themeColor="text1"/>
         </w:rPr>
-        <w:t>. Obvod je popsán</w:t>
-      </w:r>
-      <w:r>
-        <w:t xml:space="preserve"> </w:t>
-      </w:r>
-      <w:r>
-        <w:t>jako stavový automat konkrétně má stavy (</w:t>
-      </w:r>
-      <w:r>
-        <w:t>IDLE,</w:t>
-      </w:r>
-      <w:r>
-        <w:t xml:space="preserve"> </w:t>
-      </w:r>
-      <w:r>
-        <w:t>SEND_CMD,</w:t>
-      </w:r>
-      <w:r>
-        <w:t xml:space="preserve"> </w:t>
-      </w:r>
-      <w:r>
-        <w:t>SEND_ADDR, READ_LOOP, WRITE_LOOP, WRITE_WAIT, READ_WAIT, CLEANUP</w:t>
-      </w:r>
-      <w:r>
-        <w:t xml:space="preserve">) </w:t>
-      </w:r>
-      <w:r>
-        <w:rPr>
-          <w:color w:val="000000" w:themeColor="text1"/>
-        </w:rPr>
-        <w:t>mezi</w:t>
-      </w:r>
-      <w:r>
-        <w:rPr>
-          <w:color w:val="000000" w:themeColor="text1"/>
-        </w:rPr>
-        <w:t xml:space="preserve"> stavy přepíná na základě vybraného příkazu</w:t>
-      </w:r>
-      <w:r>
-        <w:rPr>
-          <w:color w:val="000000" w:themeColor="text1"/>
-        </w:rPr>
-        <w:t xml:space="preserve"> flash</w:t>
-      </w:r>
-      <w:r>
-        <w:rPr>
-          <w:color w:val="000000" w:themeColor="text1"/>
-        </w:rPr>
-        <w:t xml:space="preserve">. </w:t>
-      </w:r>
-      <w:r>
-        <w:rPr>
-          <w:color w:val="000000" w:themeColor="text1"/>
-        </w:rPr>
-        <w:t>Dále následuje popis průchodu stavový automatem jednotlivých instrukcí</w:t>
-      </w:r>
-      <w:r>
-        <w:rPr>
-          <w:color w:val="000000" w:themeColor="text1"/>
-        </w:rPr>
-        <w:t>.</w:t>
-      </w:r>
-      <w:r>
-        <w:rPr>
-          <w:color w:val="000000" w:themeColor="text1"/>
-        </w:rPr>
-        <w:t xml:space="preserve"> </w:t>
-      </w:r>
-    </w:p>
-    <w:p>
-      <w:pPr>
-        <w:rPr>
-          <w:color w:val="000000" w:themeColor="text1"/>
-        </w:rPr>
-      </w:pPr>
-      <w:r>
-        <w:rPr>
-          <w:color w:val="000000" w:themeColor="text1"/>
-        </w:rPr>
-        <w:t>Všechny instrukce začínají v stavu IDEL poté jakmile přijde signál od procesoru, že mají začít komunikaci tak se do posuvného registru uloží konkrétní příkaz pro funkci a přepne se stav do SEND_CMD. V tomto stavu se pošle příkaz do flash paměti a od tohoto bodu se začínají instrukce rozdělovat.</w:t>
-      </w:r>
-    </w:p>
-    <w:p>
-      <w:pPr>
-        <w:ind w:firstLine="708"/>
-        <w:rPr>
-          <w:color w:val="000000" w:themeColor="text1"/>
-        </w:rPr>
-      </w:pPr>
-      <w:r>
-        <w:rPr>
-          <w:color w:val="000000" w:themeColor="text1"/>
-        </w:rPr>
-        <w:t>Write enable:</w:t>
-      </w:r>
-    </w:p>
-    <w:p>
-      <w:pPr>
-        <w:ind w:left="708" w:firstLine="708"/>
-        <w:rPr>
-          <w:color w:val="000000" w:themeColor="text1"/>
-        </w:rPr>
-      </w:pPr>
-      <w:r>
-        <w:rPr>
-          <w:color w:val="000000" w:themeColor="text1"/>
-        </w:rPr>
-        <w:t>S</w:t>
-      </w:r>
-      <w:r>
-        <w:rPr>
-          <w:color w:val="000000" w:themeColor="text1"/>
-        </w:rPr>
-        <w:t>EDN_CMD stavem končí a jde hned na CLEANUP</w:t>
-      </w:r>
-      <w:r>
-        <w:rPr>
-          <w:color w:val="000000" w:themeColor="text1"/>
-        </w:rPr>
-        <w:t>.</w:t>
-      </w:r>
-      <w:r>
-        <w:rPr>
-          <w:color w:val="000000" w:themeColor="text1"/>
-        </w:rPr>
-        <w:t xml:space="preserve"> </w:t>
-      </w:r>
-      <w:r>
-        <w:rPr>
-          <w:color w:val="000000" w:themeColor="text1"/>
-        </w:rPr>
-        <w:t>F</w:t>
-      </w:r>
-      <w:r>
-        <w:rPr>
-          <w:color w:val="000000" w:themeColor="text1"/>
-        </w:rPr>
-        <w:t xml:space="preserve">lash ho zaznamenala povolila zápis. </w:t>
-      </w:r>
-    </w:p>
-    <w:p>
-      <w:pPr>
-        <w:ind w:left="565"/>
-        <w:rPr>
-          <w:color w:val="000000" w:themeColor="text1"/>
-        </w:rPr>
-      </w:pPr>
-      <w:r>
-        <w:rPr>
-          <w:color w:val="000000" w:themeColor="text1"/>
-        </w:rPr>
-        <w:t>Tento příkaz je potřeba poslat před každým writem a sector erasem.</w:t>
-      </w:r>
-    </w:p>
-    <w:p>
-      <w:pPr>
-        <w:ind w:firstLine="708"/>
-        <w:rPr>
-          <w:color w:val="000000" w:themeColor="text1"/>
-        </w:rPr>
-      </w:pPr>
-      <w:r>
-        <w:rPr>
-          <w:color w:val="000000" w:themeColor="text1"/>
-        </w:rPr>
-        <w:t xml:space="preserve">Status register read: </w:t>
+        <w:t xml:space="preserve">: </w:t>
       </w:r>
     </w:p>
     <w:p>
@@ -8679,8 +9437,16 @@
         <w:rPr>
           <w:color w:val="EE0000"/>
         </w:rPr>
-        <w:t>v kapitole nazev</w:t>
-      </w:r>
+        <w:t xml:space="preserve">v kapitole </w:t>
+      </w:r>
+      <w:proofErr w:type="spellStart"/>
+      <w:r>
+        <w:rPr>
+          <w:color w:val="EE0000"/>
+        </w:rPr>
+        <w:t>nazev</w:t>
+      </w:r>
+      <w:proofErr w:type="spellEnd"/>
       <w:r>
         <w:rPr>
           <w:color w:val="EE0000"/>
@@ -8759,7 +9525,15 @@
         <w:t>vlastí blok BRAM. po spuštění programu se začne číst z paměti bootloadru</w:t>
       </w:r>
       <w:r>
-        <w:t>. Pro přepnutí do stavu čtení z instrukční paměti je potřena zapsat do start_program_reg na adrese 0x</w:t>
+        <w:t xml:space="preserve">. Pro přepnutí do stavu čtení z instrukční paměti je potřena zapsat do </w:t>
+      </w:r>
+      <w:proofErr w:type="spellStart"/>
+      <w:r>
+        <w:t>start_program_reg</w:t>
+      </w:r>
+      <w:proofErr w:type="spellEnd"/>
+      <w:r>
+        <w:t xml:space="preserve"> na adrese 0x</w:t>
       </w:r>
       <w:r>
         <w:t>80000004</w:t>
@@ -8957,8 +9731,13 @@
         </w:rPr>
       </w:pPr>
       <w:r>
-        <w:t>V Xilinx ISE se připojování pinu FPGA řeší v souboru .ucf</w:t>
-      </w:r>
+        <w:t xml:space="preserve">V Xilinx ISE se připojování pinu FPGA řeší v </w:t>
+      </w:r>
+      <w:proofErr w:type="gramStart"/>
+      <w:r>
+        <w:t>souboru .ucf</w:t>
+      </w:r>
+      <w:proofErr w:type="gramEnd"/>
       <w:r>
         <w:t>.</w:t>
       </w:r>
@@ -8986,8 +9765,30 @@
         <w:rPr>
           <w:lang w:val="en-US"/>
         </w:rPr>
-        <w:t>NET "clk" PERIOD = 20.0ns HIGH 40%;</w:t>
-      </w:r>
+        <w:t>NET "</w:t>
+      </w:r>
+      <w:proofErr w:type="spellStart"/>
+      <w:r>
+        <w:rPr>
+          <w:lang w:val="en-US"/>
+        </w:rPr>
+        <w:t>clk</w:t>
+      </w:r>
+      <w:proofErr w:type="spellEnd"/>
+      <w:r>
+        <w:rPr>
+          <w:lang w:val="en-US"/>
+        </w:rPr>
+        <w:t xml:space="preserve">" PERIOD = 20.0ns HIGH </w:t>
+      </w:r>
+      <w:proofErr w:type="gramStart"/>
+      <w:r>
+        <w:rPr>
+          <w:lang w:val="en-US"/>
+        </w:rPr>
+        <w:t>40%;</w:t>
+      </w:r>
+      <w:proofErr w:type="gramEnd"/>
     </w:p>
     <w:p>
       <w:pPr>
@@ -9000,8 +9801,30 @@
         <w:rPr>
           <w:lang w:val="en-US"/>
         </w:rPr>
-        <w:t>NET "clk" LOC = "C9" | IOSTANDARD = LVCMOS33;</w:t>
-      </w:r>
+        <w:t>NET "</w:t>
+      </w:r>
+      <w:proofErr w:type="spellStart"/>
+      <w:r>
+        <w:rPr>
+          <w:lang w:val="en-US"/>
+        </w:rPr>
+        <w:t>clk</w:t>
+      </w:r>
+      <w:proofErr w:type="spellEnd"/>
+      <w:r>
+        <w:rPr>
+          <w:lang w:val="en-US"/>
+        </w:rPr>
+        <w:t xml:space="preserve">" LOC = "C9" | IOSTANDARD = </w:t>
+      </w:r>
+      <w:proofErr w:type="gramStart"/>
+      <w:r>
+        <w:rPr>
+          <w:lang w:val="en-US"/>
+        </w:rPr>
+        <w:t>LVCMOS33;</w:t>
+      </w:r>
+      <w:proofErr w:type="gramEnd"/>
     </w:p>
     <w:p>
       <w:pPr>
@@ -9015,8 +9838,30 @@
           <w:lang w:val="en-US"/>
         </w:rPr>
         <w:lastRenderedPageBreak/>
-        <w:t>NET "async_rst" LOC = "D18" | IOSTANDARD = LVTTL | PULLDOWN;</w:t>
-      </w:r>
+        <w:t>NET "</w:t>
+      </w:r>
+      <w:proofErr w:type="spellStart"/>
+      <w:r>
+        <w:rPr>
+          <w:lang w:val="en-US"/>
+        </w:rPr>
+        <w:t>async_rst</w:t>
+      </w:r>
+      <w:proofErr w:type="spellEnd"/>
+      <w:r>
+        <w:rPr>
+          <w:lang w:val="en-US"/>
+        </w:rPr>
+        <w:t xml:space="preserve">" LOC = "D18" | IOSTANDARD = LVTTL | </w:t>
+      </w:r>
+      <w:proofErr w:type="gramStart"/>
+      <w:r>
+        <w:rPr>
+          <w:lang w:val="en-US"/>
+        </w:rPr>
+        <w:t>PULLDOWN;</w:t>
+      </w:r>
+      <w:proofErr w:type="gramEnd"/>
     </w:p>
     <w:p>
       <w:pPr>
@@ -9029,8 +9874,30 @@
         <w:rPr>
           <w:lang w:val="en-US"/>
         </w:rPr>
-        <w:t>NET "GPIO_pins_io&lt;0&gt;" LOC = "B4" | IOSTANDARD = LVCMOS33 | SLEW = FAST | DRIVE = 8;</w:t>
-      </w:r>
+        <w:t>NET "</w:t>
+      </w:r>
+      <w:proofErr w:type="spellStart"/>
+      <w:r>
+        <w:rPr>
+          <w:lang w:val="en-US"/>
+        </w:rPr>
+        <w:t>GPIO_pins_io</w:t>
+      </w:r>
+      <w:proofErr w:type="spellEnd"/>
+      <w:r>
+        <w:rPr>
+          <w:lang w:val="en-US"/>
+        </w:rPr>
+        <w:t xml:space="preserve">&lt;0&gt;" LOC = "B4" | IOSTANDARD = LVCMOS33 | SLEW = FAST | DRIVE = </w:t>
+      </w:r>
+      <w:proofErr w:type="gramStart"/>
+      <w:r>
+        <w:rPr>
+          <w:lang w:val="en-US"/>
+        </w:rPr>
+        <w:t>8;</w:t>
+      </w:r>
+      <w:proofErr w:type="gramEnd"/>
     </w:p>
     <w:p>
       <w:pPr>
@@ -9043,8 +9910,30 @@
         <w:rPr>
           <w:lang w:val="en-US"/>
         </w:rPr>
-        <w:t>NET "GPIO_pins_io&lt;1&gt;" LOC = "A4" | IOSTANDARD = LVCMOS33 | SLEW = FAST | DRIVE = 8;</w:t>
-      </w:r>
+        <w:t>NET "</w:t>
+      </w:r>
+      <w:proofErr w:type="spellStart"/>
+      <w:r>
+        <w:rPr>
+          <w:lang w:val="en-US"/>
+        </w:rPr>
+        <w:t>GPIO_pins_io</w:t>
+      </w:r>
+      <w:proofErr w:type="spellEnd"/>
+      <w:r>
+        <w:rPr>
+          <w:lang w:val="en-US"/>
+        </w:rPr>
+        <w:t xml:space="preserve">&lt;1&gt;" LOC = "A4" | IOSTANDARD = LVCMOS33 | SLEW = FAST | DRIVE = </w:t>
+      </w:r>
+      <w:proofErr w:type="gramStart"/>
+      <w:r>
+        <w:rPr>
+          <w:lang w:val="en-US"/>
+        </w:rPr>
+        <w:t>8;</w:t>
+      </w:r>
+      <w:proofErr w:type="gramEnd"/>
     </w:p>
     <w:p>
       <w:pPr>
@@ -9057,8 +9946,30 @@
         <w:rPr>
           <w:lang w:val="en-US"/>
         </w:rPr>
-        <w:t>NET "GPIO_pins_io&lt;2&gt;" LOC = "D5" | IOSTANDARD = LVCMOS33 | SLEW = FAST | DRIVE = 8;</w:t>
-      </w:r>
+        <w:t>NET "</w:t>
+      </w:r>
+      <w:proofErr w:type="spellStart"/>
+      <w:r>
+        <w:rPr>
+          <w:lang w:val="en-US"/>
+        </w:rPr>
+        <w:t>GPIO_pins_io</w:t>
+      </w:r>
+      <w:proofErr w:type="spellEnd"/>
+      <w:r>
+        <w:rPr>
+          <w:lang w:val="en-US"/>
+        </w:rPr>
+        <w:t xml:space="preserve">&lt;2&gt;" LOC = "D5" | IOSTANDARD = LVCMOS33 | SLEW = FAST | DRIVE = </w:t>
+      </w:r>
+      <w:proofErr w:type="gramStart"/>
+      <w:r>
+        <w:rPr>
+          <w:lang w:val="en-US"/>
+        </w:rPr>
+        <w:t>8;</w:t>
+      </w:r>
+      <w:proofErr w:type="gramEnd"/>
     </w:p>
     <w:p>
       <w:pPr>
@@ -9071,8 +9982,30 @@
         <w:rPr>
           <w:lang w:val="en-US"/>
         </w:rPr>
-        <w:t>NET "GPIO_pins_io&lt;3&gt;" LOC = "C5" | IOSTANDARD = LVCMOS33 | SLEW = FAST | DRIVE = 8;</w:t>
-      </w:r>
+        <w:t>NET "</w:t>
+      </w:r>
+      <w:proofErr w:type="spellStart"/>
+      <w:r>
+        <w:rPr>
+          <w:lang w:val="en-US"/>
+        </w:rPr>
+        <w:t>GPIO_pins_io</w:t>
+      </w:r>
+      <w:proofErr w:type="spellEnd"/>
+      <w:r>
+        <w:rPr>
+          <w:lang w:val="en-US"/>
+        </w:rPr>
+        <w:t xml:space="preserve">&lt;3&gt;" LOC = "C5" | IOSTANDARD = LVCMOS33 | SLEW = FAST | DRIVE = </w:t>
+      </w:r>
+      <w:proofErr w:type="gramStart"/>
+      <w:r>
+        <w:rPr>
+          <w:lang w:val="en-US"/>
+        </w:rPr>
+        <w:t>8;</w:t>
+      </w:r>
+      <w:proofErr w:type="gramEnd"/>
     </w:p>
     <w:p>
       <w:pPr>
@@ -9085,8 +10018,30 @@
         <w:rPr>
           <w:lang w:val="en-US"/>
         </w:rPr>
-        <w:t>NET "GPIO_pins_io&lt;4&gt;" LOC = "A6" | IOSTANDARD = LVCMOS33 | SLEW = FAST | DRIVE = 8;</w:t>
-      </w:r>
+        <w:t>NET "</w:t>
+      </w:r>
+      <w:proofErr w:type="spellStart"/>
+      <w:r>
+        <w:rPr>
+          <w:lang w:val="en-US"/>
+        </w:rPr>
+        <w:t>GPIO_pins_io</w:t>
+      </w:r>
+      <w:proofErr w:type="spellEnd"/>
+      <w:r>
+        <w:rPr>
+          <w:lang w:val="en-US"/>
+        </w:rPr>
+        <w:t xml:space="preserve">&lt;4&gt;" LOC = "A6" | IOSTANDARD = LVCMOS33 | SLEW = FAST | DRIVE = </w:t>
+      </w:r>
+      <w:proofErr w:type="gramStart"/>
+      <w:r>
+        <w:rPr>
+          <w:lang w:val="en-US"/>
+        </w:rPr>
+        <w:t>8;</w:t>
+      </w:r>
+      <w:proofErr w:type="gramEnd"/>
     </w:p>
     <w:p>
       <w:pPr>
@@ -9099,8 +10054,30 @@
         <w:rPr>
           <w:lang w:val="en-US"/>
         </w:rPr>
-        <w:t>NET "GPIO_pins_io&lt;5&gt;" LOC = "B6" | IOSTANDARD = LVCMOS33 | SLEW = FAST | DRIVE = 8;</w:t>
-      </w:r>
+        <w:t>NET "</w:t>
+      </w:r>
+      <w:proofErr w:type="spellStart"/>
+      <w:r>
+        <w:rPr>
+          <w:lang w:val="en-US"/>
+        </w:rPr>
+        <w:t>GPIO_pins_io</w:t>
+      </w:r>
+      <w:proofErr w:type="spellEnd"/>
+      <w:r>
+        <w:rPr>
+          <w:lang w:val="en-US"/>
+        </w:rPr>
+        <w:t xml:space="preserve">&lt;5&gt;" LOC = "B6" | IOSTANDARD = LVCMOS33 | SLEW = FAST | DRIVE = </w:t>
+      </w:r>
+      <w:proofErr w:type="gramStart"/>
+      <w:r>
+        <w:rPr>
+          <w:lang w:val="en-US"/>
+        </w:rPr>
+        <w:t>8;</w:t>
+      </w:r>
+      <w:proofErr w:type="gramEnd"/>
     </w:p>
     <w:p>
       <w:pPr>
@@ -9113,8 +10090,30 @@
         <w:rPr>
           <w:lang w:val="en-US"/>
         </w:rPr>
-        <w:t>NET "GPIO_pins_io&lt;6&gt;" LOC = "E7" | IOSTANDARD = LVCMOS33 | SLEW = FAST | DRIVE = 8;</w:t>
-      </w:r>
+        <w:t>NET "</w:t>
+      </w:r>
+      <w:proofErr w:type="spellStart"/>
+      <w:r>
+        <w:rPr>
+          <w:lang w:val="en-US"/>
+        </w:rPr>
+        <w:t>GPIO_pins_io</w:t>
+      </w:r>
+      <w:proofErr w:type="spellEnd"/>
+      <w:r>
+        <w:rPr>
+          <w:lang w:val="en-US"/>
+        </w:rPr>
+        <w:t xml:space="preserve">&lt;6&gt;" LOC = "E7" | IOSTANDARD = LVCMOS33 | SLEW = FAST | DRIVE = </w:t>
+      </w:r>
+      <w:proofErr w:type="gramStart"/>
+      <w:r>
+        <w:rPr>
+          <w:lang w:val="en-US"/>
+        </w:rPr>
+        <w:t>8;</w:t>
+      </w:r>
+      <w:proofErr w:type="gramEnd"/>
     </w:p>
     <w:p>
       <w:pPr>
@@ -9127,8 +10126,30 @@
         <w:rPr>
           <w:lang w:val="en-US"/>
         </w:rPr>
-        <w:t>NET "GPIO_pins_io&lt;7&gt;" LOC = "F7" | IOSTANDARD = LVCMOS33 | SLEW = FAST | DRIVE = 8;</w:t>
-      </w:r>
+        <w:t>NET "</w:t>
+      </w:r>
+      <w:proofErr w:type="spellStart"/>
+      <w:r>
+        <w:rPr>
+          <w:lang w:val="en-US"/>
+        </w:rPr>
+        <w:t>GPIO_pins_io</w:t>
+      </w:r>
+      <w:proofErr w:type="spellEnd"/>
+      <w:r>
+        <w:rPr>
+          <w:lang w:val="en-US"/>
+        </w:rPr>
+        <w:t xml:space="preserve">&lt;7&gt;" LOC = "F7" | IOSTANDARD = LVCMOS33 | SLEW = FAST | DRIVE = </w:t>
+      </w:r>
+      <w:proofErr w:type="gramStart"/>
+      <w:r>
+        <w:rPr>
+          <w:lang w:val="en-US"/>
+        </w:rPr>
+        <w:t>8;</w:t>
+      </w:r>
+      <w:proofErr w:type="gramEnd"/>
     </w:p>
     <w:p>
       <w:pPr>
@@ -9141,8 +10162,16 @@
         <w:rPr>
           <w:lang w:val="en-US"/>
         </w:rPr>
-        <w:t>NET "UART_TX" LOC = "D7" | IOSTANDARD = LVCMOS33 | SLEW = FAST | DRIVE = 8;</w:t>
-      </w:r>
+        <w:t xml:space="preserve">NET "UART_TX" LOC = "D7" | IOSTANDARD = LVCMOS33 | SLEW = FAST | DRIVE = </w:t>
+      </w:r>
+      <w:proofErr w:type="gramStart"/>
+      <w:r>
+        <w:rPr>
+          <w:lang w:val="en-US"/>
+        </w:rPr>
+        <w:t>8;</w:t>
+      </w:r>
+      <w:proofErr w:type="gramEnd"/>
     </w:p>
     <w:p>
       <w:pPr>
@@ -9155,8 +10184,16 @@
         <w:rPr>
           <w:lang w:val="en-US"/>
         </w:rPr>
-        <w:t>NET "UART_RX" LOC = "C7" | IOSTANDARD = LVCMOS33 | SLEW = FAST | DRIVE = 8;</w:t>
-      </w:r>
+        <w:t xml:space="preserve">NET "UART_RX" LOC = "C7" | IOSTANDARD = LVCMOS33 | SLEW = FAST | DRIVE = </w:t>
+      </w:r>
+      <w:proofErr w:type="gramStart"/>
+      <w:r>
+        <w:rPr>
+          <w:lang w:val="en-US"/>
+        </w:rPr>
+        <w:t>8;</w:t>
+      </w:r>
+      <w:proofErr w:type="gramEnd"/>
     </w:p>
     <w:p>
       <w:pPr>
@@ -9169,8 +10206,30 @@
         <w:rPr>
           <w:lang w:val="en-US"/>
         </w:rPr>
-        <w:t>NET "SPI_i" LOC = "N10" | IOSTANDARD = LVCMOS33;</w:t>
-      </w:r>
+        <w:t>NET "</w:t>
+      </w:r>
+      <w:proofErr w:type="spellStart"/>
+      <w:r>
+        <w:rPr>
+          <w:lang w:val="en-US"/>
+        </w:rPr>
+        <w:t>SPI_i</w:t>
+      </w:r>
+      <w:proofErr w:type="spellEnd"/>
+      <w:r>
+        <w:rPr>
+          <w:lang w:val="en-US"/>
+        </w:rPr>
+        <w:t xml:space="preserve">" LOC = "N10" | IOSTANDARD = </w:t>
+      </w:r>
+      <w:proofErr w:type="gramStart"/>
+      <w:r>
+        <w:rPr>
+          <w:lang w:val="en-US"/>
+        </w:rPr>
+        <w:t>LVCMOS33;</w:t>
+      </w:r>
+      <w:proofErr w:type="gramEnd"/>
     </w:p>
     <w:p>
       <w:pPr>
@@ -9183,8 +10242,30 @@
         <w:rPr>
           <w:lang w:val="en-US"/>
         </w:rPr>
-        <w:t>NET "SPI_o&lt;1&gt;" LOC = "T4" | IOSTANDARD = LVCMOS33 | SLEW = SLOW | DRIVE = 6;</w:t>
-      </w:r>
+        <w:t>NET "</w:t>
+      </w:r>
+      <w:proofErr w:type="spellStart"/>
+      <w:r>
+        <w:rPr>
+          <w:lang w:val="en-US"/>
+        </w:rPr>
+        <w:t>SPI_o</w:t>
+      </w:r>
+      <w:proofErr w:type="spellEnd"/>
+      <w:r>
+        <w:rPr>
+          <w:lang w:val="en-US"/>
+        </w:rPr>
+        <w:t xml:space="preserve">&lt;1&gt;" LOC = "T4" | IOSTANDARD = LVCMOS33 | SLEW = SLOW | DRIVE = </w:t>
+      </w:r>
+      <w:proofErr w:type="gramStart"/>
+      <w:r>
+        <w:rPr>
+          <w:lang w:val="en-US"/>
+        </w:rPr>
+        <w:t>6;</w:t>
+      </w:r>
+      <w:proofErr w:type="gramEnd"/>
     </w:p>
     <w:p>
       <w:pPr>
@@ -9197,8 +10278,30 @@
         <w:rPr>
           <w:lang w:val="en-US"/>
         </w:rPr>
-        <w:t>NET "SPI_o&lt;0&gt;" LOC = "U16" | IOSTANDARD = LVCMOS33 | SLEW = SLOW | DRIVE = 6;</w:t>
-      </w:r>
+        <w:t>NET "</w:t>
+      </w:r>
+      <w:proofErr w:type="spellStart"/>
+      <w:r>
+        <w:rPr>
+          <w:lang w:val="en-US"/>
+        </w:rPr>
+        <w:t>SPI_o</w:t>
+      </w:r>
+      <w:proofErr w:type="spellEnd"/>
+      <w:r>
+        <w:rPr>
+          <w:lang w:val="en-US"/>
+        </w:rPr>
+        <w:t xml:space="preserve">&lt;0&gt;" LOC = "U16" | IOSTANDARD = LVCMOS33 | SLEW = SLOW | DRIVE = </w:t>
+      </w:r>
+      <w:proofErr w:type="gramStart"/>
+      <w:r>
+        <w:rPr>
+          <w:lang w:val="en-US"/>
+        </w:rPr>
+        <w:t>6;</w:t>
+      </w:r>
+      <w:proofErr w:type="gramEnd"/>
     </w:p>
     <w:p>
       <w:pPr>
@@ -9211,8 +10314,30 @@
         <w:rPr>
           <w:lang w:val="en-US"/>
         </w:rPr>
-        <w:t>NET "SPI_o&lt;2&gt;" LOC = "U3" | IOSTANDARD = LVCMOS33 | SLEW = SLOW | DRIVE = 6;</w:t>
-      </w:r>
+        <w:t>NET "</w:t>
+      </w:r>
+      <w:proofErr w:type="spellStart"/>
+      <w:r>
+        <w:rPr>
+          <w:lang w:val="en-US"/>
+        </w:rPr>
+        <w:t>SPI_o</w:t>
+      </w:r>
+      <w:proofErr w:type="spellEnd"/>
+      <w:r>
+        <w:rPr>
+          <w:lang w:val="en-US"/>
+        </w:rPr>
+        <w:t xml:space="preserve">&lt;2&gt;" LOC = "U3" | IOSTANDARD = LVCMOS33 | SLEW = SLOW | DRIVE = </w:t>
+      </w:r>
+      <w:proofErr w:type="gramStart"/>
+      <w:r>
+        <w:rPr>
+          <w:lang w:val="en-US"/>
+        </w:rPr>
+        <w:t>6;</w:t>
+      </w:r>
+      <w:proofErr w:type="gramEnd"/>
     </w:p>
     <w:p>
       <w:pPr>
@@ -9427,7 +10552,15 @@
         <w:t>Zápis do paměti instrukcí</w:t>
       </w:r>
       <w:r>
-        <w:t xml:space="preserve"> tak můj prvotní přístup byl nahrát data přímo do flash která je připojena v JTAG chainu. Zde ale nastal problém přes openOCD(</w:t>
+        <w:t xml:space="preserve"> tak můj prvotní přístup byl nahrát data přímo do flash která je připojena v JTAG chainu. Zde ale nastal problém přes </w:t>
+      </w:r>
+      <w:proofErr w:type="spellStart"/>
+      <w:r>
+        <w:t>openOCD</w:t>
+      </w:r>
+      <w:proofErr w:type="spellEnd"/>
+      <w:r>
+        <w:t>(</w:t>
       </w:r>
       <w:r>
         <w:rPr>
@@ -9449,7 +10582,15 @@
       </w:r>
       <w:r>
         <w:lastRenderedPageBreak/>
-        <w:t xml:space="preserve">pomocí utility v rámci Xilinx ISE a to IMPACT. Tento program však nabízí pouze nahrání .bit souborů na danou flash paměť, což je soubor, který obsahuje instrukce pro FPGA v podstatě návod, jak má FPGA propojit logická hradla v rámci čipu. V modernějších verzích programu je možno nahrát i čistý binární soubor, ale s těmi není kompatibilní moje FPGA deska, takže jsem tuto metodu musel opustit a přejít k metodě nahrávání dat přes UART.  </w:t>
+        <w:t xml:space="preserve">pomocí utility v rámci Xilinx ISE a to IMPACT. Tento program však nabízí pouze </w:t>
+      </w:r>
+      <w:proofErr w:type="gramStart"/>
+      <w:r>
+        <w:t>nahrání .bit</w:t>
+      </w:r>
+      <w:proofErr w:type="gramEnd"/>
+      <w:r>
+        <w:t xml:space="preserve"> souborů na danou flash paměť, což je soubor, který obsahuje instrukce pro FPGA v podstatě návod, jak má FPGA propojit logická hradla v rámci čipu. V modernějších verzích programu je možno nahrát i čistý binární soubor, ale s těmi není kompatibilní moje FPGA deska, takže jsem tuto metodu musel opustit a přejít k metodě nahrávání dat přes UART.  </w:t>
       </w:r>
     </w:p>
     <w:p/>
@@ -9471,35 +10612,6 @@
       </w:r>
     </w:p>
     <w:p>
-      <w:r>
-        <w:rPr>
-          <w:color w:val="EE0000"/>
-        </w:rPr>
-        <w:t xml:space="preserve">Pro nahrání mého designu na FPGA jsem musel vytvořit </w:t>
-      </w:r>
-      <w:r>
-        <w:rPr>
-          <w:color w:val="EE0000"/>
-        </w:rPr>
-        <w:t>ten soubor co tam má namapovány porty</w:t>
-      </w:r>
-      <w:r>
-        <w:rPr>
-          <w:color w:val="EE0000"/>
-        </w:rPr>
-        <w:t xml:space="preserve"> </w:t>
-      </w:r>
-      <w:r>
-        <w:t xml:space="preserve">a syntetizovat hotovu implementaci pomocí Xilinx ISE tento soubor jsem pak uložil do jedné z flash pamětí na FPGA, a to konkrétně do </w:t>
-      </w:r>
-      <w:r>
-        <w:t>Intel StrataFlash parallel NOR Flash PROM</w:t>
-      </w:r>
-      <w:r>
-        <w:t xml:space="preserve">. Do druhé flash paměti nahraju data pro instrukční paměť, takže by měl procesor fungovat i po odpojení a opětovném připojení od zdroje. </w:t>
-      </w:r>
-    </w:p>
-    <w:p>
       <w:pPr>
         <w:pStyle w:val="Nadpis3"/>
         <w:numPr>
@@ -9624,16 +10736,23 @@
       <w:pPr>
         <w:pStyle w:val="Pojem"/>
       </w:pPr>
+      <w:proofErr w:type="spellStart"/>
       <w:r>
         <w:t>SoC</w:t>
       </w:r>
+      <w:proofErr w:type="spellEnd"/>
     </w:p>
     <w:p>
       <w:pPr>
         <w:pStyle w:val="Vysvtlenpojmu"/>
       </w:pPr>
-      <w:r>
-        <w:t xml:space="preserve">System on Chip </w:t>
+      <w:proofErr w:type="spellStart"/>
+      <w:r>
+        <w:t>System</w:t>
+      </w:r>
+      <w:proofErr w:type="spellEnd"/>
+      <w:r>
+        <w:t xml:space="preserve"> on Chip </w:t>
       </w:r>
     </w:p>
     <w:p>
@@ -9865,8 +10984,8 @@
       </w:r>
       <w:bookmarkStart w:id="58" w:name="_Toc86047606"/>
     </w:p>
-    <w:bookmarkStart w:id="59" w:name="_Toc222746937" w:displacedByCustomXml="next"/>
-    <w:bookmarkStart w:id="60" w:name="_Toc86055213" w:displacedByCustomXml="next"/>
+    <w:bookmarkStart w:id="59" w:name="_Toc86055213" w:displacedByCustomXml="next"/>
+    <w:bookmarkStart w:id="60" w:name="_Toc222746937" w:displacedByCustomXml="next"/>
     <w:sdt>
       <w:sdtPr>
         <w:rPr>
@@ -13443,7 +14562,7 @@
   </w:font>
   <w:font w:name="Cambria">
     <w:panose1 w:val="02040503050406030204"/>
-    <w:charset w:val="EE"/>
+    <w:charset w:val="00"/>
     <w:family w:val="roman"/>
     <w:pitch w:val="variable"/>
     <w:sig w:usb0="E00006FF" w:usb1="420024FF" w:usb2="02000000" w:usb3="00000000" w:csb0="0000019F" w:csb1="00000000"/>
@@ -13521,6 +14640,7 @@
     <w:rsid w:val="00986FAB"/>
     <w:rsid w:val="00AA0F3A"/>
     <w:rsid w:val="00B47EF9"/>
+    <w:rsid w:val="00B67F7A"/>
     <w:rsid w:val="00C05E2C"/>
     <w:rsid w:val="00C2036C"/>
     <w:rsid w:val="00C7648C"/>
@@ -13531,6 +14651,7 @@
     <w:rsid w:val="00D92286"/>
     <w:rsid w:val="00DE72B3"/>
     <w:rsid w:val="00E6250F"/>
+    <w:rsid w:val="00EA7B91"/>
     <w:rsid w:val="00F43151"/>
   </w:rsids>
   <m:mathPr>
@@ -14277,7 +15398,7 @@
         </b:NameList>
       </b:Author>
     </b:Author>
-    <b:RefOrder>4</b:RefOrder>
+    <b:RefOrder>9</b:RefOrder>
   </b:Source>
   <b:Source>
     <b:Tag>AMD11</b:Tag>
@@ -14302,7 +15423,7 @@
     <b:MonthAccessed>10</b:MonthAccessed>
     <b:DayAccessed>15</b:DayAccessed>
     <b:URL>https://docs.amd.com/v/u/en-US/ug230</b:URL>
-    <b:RefOrder>5</b:RefOrder>
+    <b:RefOrder>4</b:RefOrder>
   </b:Source>
   <b:Source>
     <b:Tag>Sig25</b:Tag>
@@ -14323,7 +15444,7 @@
     <b:MonthAccessed>10</b:MonthAccessed>
     <b:DayAccessed>15</b:DayAccessed>
     <b:URL>https://www.sigasi.com/manual/vscode/</b:URL>
-    <b:RefOrder>6</b:RefOrder>
+    <b:RefOrder>5</b:RefOrder>
   </b:Source>
   <b:Source>
     <b:Tag>Wik25</b:Tag>
@@ -14350,7 +15471,7 @@
     <b:DayAccessed>15</b:DayAccessed>
     <b:URL>https://en.wikipedia.org/w/index.php?title=Xilinx_ISE&amp;oldid=1301303388</b:URL>
     <b:StandardNumber>1301303388</b:StandardNumber>
-    <b:RefOrder>7</b:RefOrder>
+    <b:RefOrder>6</b:RefOrder>
   </b:Source>
   <b:Source>
     <b:Tag>stn25</b:Tag>
@@ -14374,7 +15495,7 @@
     <b:MonthAccessed>10</b:MonthAccessed>
     <b:DayAccessed>15</b:DayAccessed>
     <b:URL>https://github.com/stnolting/neorv32</b:URL>
-    <b:RefOrder>8</b:RefOrder>
+    <b:RefOrder>7</b:RefOrder>
   </b:Source>
   <b:Source>
     <b:Tag>fer23</b:Tag>
@@ -14446,13 +15567,13 @@
         </b:NameList>
       </b:Author>
     </b:Author>
-    <b:RefOrder>9</b:RefOrder>
+    <b:RefOrder>8</b:RefOrder>
   </b:Source>
 </b:Sources>
 </file>
 
 <file path=customXml/itemProps1.xml><?xml version="1.0" encoding="utf-8"?>
-<ds:datastoreItem xmlns:ds="http://schemas.openxmlformats.org/officeDocument/2006/customXml" ds:itemID="{BF64C2D5-0CCB-4499-A3BD-E3FCE93ED3D1}">
+<ds:datastoreItem xmlns:ds="http://schemas.openxmlformats.org/officeDocument/2006/customXml" ds:itemID="{C95A3633-046C-41CB-8857-C61AB2E31184}">
   <ds:schemaRefs>
     <ds:schemaRef ds:uri="http://schemas.openxmlformats.org/officeDocument/2006/bibliography"/>
   </ds:schemaRefs>
